--- a/交付成果/第五轮精简版/待裁定清单（第5版核查）/待裁定清单_第5版_拟定稿.docx
+++ b/交付成果/第五轮精简版/待裁定清单（第5版核查）/待裁定清单_第5版_拟定稿.docx
@@ -8,7 +8,7 @@
         <w:jc w:val="center"/>
       </w:pPr>
       <w:r>
-        <w:t>待裁定清单（第5版核查）· 拟定稿</w:t>
+        <w:t>待裁定清单（第5版核查）· 拟定稿（含知识库核对）</w:t>
       </w:r>
     </w:p>
     <w:p>
@@ -17,7 +17,7 @@
           <w:color w:val="606060"/>
           <w:sz w:val="18"/>
         </w:rPr>
-        <w:t>范围：旧清单 139 条中，原文仍出现在第5版、需继续裁定的 42 条。依据：第5版（精修4周版／8周版）主持人版。生成：2026-09-30</w:t>
+        <w:t>范围：旧清单 139 条中原文仍在第5版的 42 条。依据：第5版主持人版＋知识库《古源尊者开示及上座部佛教资料》（含《上座部佛教名称勘误表》v1.0）。2026-10-07</w:t>
       </w:r>
     </w:p>
     <w:p>
@@ -103,6 +103,20 @@
     </w:p>
     <w:p>
       <w:pPr>
+        <w:spacing w:after="40"/>
+      </w:pPr>
+      <w:r>
+        <w:rPr>
+          <w:b/>
+        </w:rPr>
+        <w:t>知识库核对：</w:t>
+      </w:r>
+      <w:r>
+        <w:t>源课件（《清净道论》性行段）原样；「要求」二字待比对课件原文。</w:t>
+      </w:r>
+    </w:p>
+    <w:p>
+      <w:pPr>
         <w:pStyle w:val="Heading2"/>
       </w:pPr>
       <w:r>
@@ -184,6 +198,20 @@
     </w:p>
     <w:p>
       <w:pPr>
+        <w:spacing w:after="40"/>
+      </w:pPr>
+      <w:r>
+        <w:rPr>
+          <w:b/>
+        </w:rPr>
+        <w:t>知识库核对：</w:t>
+      </w:r>
+      <w:r>
+        <w:t>本库无对应课件；仍须回听原录音（[00:23:32]前后五盖对治段）。</w:t>
+      </w:r>
+    </w:p>
+    <w:p>
+      <w:pPr>
         <w:pStyle w:val="Heading2"/>
       </w:pPr>
       <w:r>
@@ -265,6 +293,20 @@
     </w:p>
     <w:p>
       <w:pPr>
+        <w:spacing w:after="40"/>
+      </w:pPr>
+      <w:r>
+        <w:rPr>
+          <w:b/>
+        </w:rPr>
+        <w:t>知识库核对：</w:t>
+      </w:r>
+      <w:r>
+        <w:t>《清净之道》「昏沉睡眠」段可核；『睡猴』疑为『睡熟/沉滞』之讹，待比对课件原文。</w:t>
+      </w:r>
+    </w:p>
+    <w:p>
+      <w:pPr>
         <w:pStyle w:val="Heading2"/>
       </w:pPr>
       <w:r>
@@ -346,6 +388,20 @@
     </w:p>
     <w:p>
       <w:pPr>
+        <w:spacing w:after="40"/>
+      </w:pPr>
+      <w:r>
+        <w:rPr>
+          <w:b/>
+        </w:rPr>
+        <w:t>知识库核对：</w:t>
+      </w:r>
+      <w:r>
+        <w:t>属用词搭配问题，本库无对应条目。</w:t>
+      </w:r>
+    </w:p>
+    <w:p>
+      <w:pPr>
         <w:pStyle w:val="Heading2"/>
       </w:pPr>
       <w:r>
@@ -427,6 +483,20 @@
     </w:p>
     <w:p>
       <w:pPr>
+        <w:spacing w:after="40"/>
+      </w:pPr>
+      <w:r>
+        <w:rPr>
+          <w:b/>
+        </w:rPr>
+        <w:t>知识库核对：</w:t>
+      </w:r>
+      <w:r>
+        <w:t>五自在通说（转向·入定·决意·出定·省察）见《清净之道》；本库《清净之道》讲要可核。</w:t>
+      </w:r>
+    </w:p>
+    <w:p>
+      <w:pPr>
         <w:pStyle w:val="Heading2"/>
       </w:pPr>
       <w:r>
@@ -508,6 +578,20 @@
     </w:p>
     <w:p>
       <w:pPr>
+        <w:spacing w:after="40"/>
+      </w:pPr>
+      <w:r>
+        <w:rPr>
+          <w:b/>
+        </w:rPr>
+        <w:t>知识库核对：</w:t>
+      </w:r>
+      <w:r>
+        <w:t>已核：《大念处经》身随观入出息段（ānāpāna＝入出息，assasati/passasati），sati＝念。据《念诵集》《〈大念处经〉析解》。</w:t>
+      </w:r>
+    </w:p>
+    <w:p>
+      <w:pPr>
         <w:pStyle w:val="Heading2"/>
       </w:pPr>
       <w:r>
@@ -589,6 +673,20 @@
     </w:p>
     <w:p>
       <w:pPr>
+        <w:spacing w:after="40"/>
+      </w:pPr>
+      <w:r>
+        <w:rPr>
+          <w:b/>
+        </w:rPr>
+        <w:t>知识库核对：</w:t>
+      </w:r>
+      <w:r>
+        <w:t>「乐想」为三颠倒（常·乐·我·净）之正名；本库三颠倒讲记可核。</w:t>
+      </w:r>
+    </w:p>
+    <w:p>
+      <w:pPr>
         <w:pStyle w:val="Heading2"/>
       </w:pPr>
       <w:r>
@@ -670,6 +768,20 @@
     </w:p>
     <w:p>
       <w:pPr>
+        <w:spacing w:after="40"/>
+      </w:pPr>
+      <w:r>
+        <w:rPr>
+          <w:b/>
+        </w:rPr>
+        <w:t>知识库核对：</w:t>
+      </w:r>
+      <w:r>
+        <w:t>属语义补足，本库无直接条目。</w:t>
+      </w:r>
+    </w:p>
+    <w:p>
+      <w:pPr>
         <w:pStyle w:val="Heading2"/>
       </w:pPr>
       <w:r>
@@ -751,6 +863,20 @@
     </w:p>
     <w:p>
       <w:pPr>
+        <w:spacing w:after="40"/>
+      </w:pPr>
+      <w:r>
+        <w:rPr>
+          <w:b/>
+        </w:rPr>
+        <w:t>知识库核对：</w:t>
+      </w:r>
+      <w:r>
+        <w:t>本库未收录「未见／未来」条目；存疑。</w:t>
+      </w:r>
+    </w:p>
+    <w:p>
+      <w:pPr>
         <w:pStyle w:val="Heading2"/>
       </w:pPr>
       <w:r>
@@ -832,6 +958,20 @@
     </w:p>
     <w:p>
       <w:pPr>
+        <w:spacing w:after="40"/>
+      </w:pPr>
+      <w:r>
+        <w:rPr>
+          <w:b/>
+        </w:rPr>
+        <w:t>知识库核对：</w:t>
+      </w:r>
+      <w:r>
+        <w:t>与讲者自述「第四个对象＝不喜欢的人」一致（同讲前段）。</w:t>
+      </w:r>
+    </w:p>
+    <w:p>
+      <w:pPr>
         <w:pStyle w:val="Heading2"/>
       </w:pPr>
       <w:r>
@@ -913,6 +1053,20 @@
     </w:p>
     <w:p>
       <w:pPr>
+        <w:spacing w:after="40"/>
+      </w:pPr>
+      <w:r>
+        <w:rPr>
+          <w:b/>
+        </w:rPr>
+        <w:t>知识库核对：</w:t>
+      </w:r>
+      <w:r>
+        <w:t>脱字，本库无对应。</w:t>
+      </w:r>
+    </w:p>
+    <w:p>
+      <w:pPr>
         <w:pStyle w:val="Heading2"/>
       </w:pPr>
       <w:r>
@@ -994,6 +1148,20 @@
     </w:p>
     <w:p>
       <w:pPr>
+        <w:spacing w:after="40"/>
+      </w:pPr>
+      <w:r>
+        <w:rPr>
+          <w:b/>
+        </w:rPr>
+        <w:t>知识库核对：</w:t>
+      </w:r>
+      <w:r>
+        <w:t>脱介词，本库无对应。</w:t>
+      </w:r>
+    </w:p>
+    <w:p>
+      <w:pPr>
         <w:pStyle w:val="Heading2"/>
       </w:pPr>
       <w:r>
@@ -1075,6 +1243,20 @@
     </w:p>
     <w:p>
       <w:pPr>
+        <w:spacing w:after="40"/>
+      </w:pPr>
+      <w:r>
+        <w:rPr>
+          <w:b/>
+        </w:rPr>
+        <w:t>知识库核对：</w:t>
+      </w:r>
+      <w:r>
+        <w:t>录音本处含糊，须回听。</w:t>
+      </w:r>
+    </w:p>
+    <w:p>
+      <w:pPr>
         <w:pStyle w:val="Heading2"/>
       </w:pPr>
       <w:r>
@@ -1156,6 +1338,20 @@
     </w:p>
     <w:p>
       <w:pPr>
+        <w:spacing w:after="40"/>
+      </w:pPr>
+      <w:r>
+        <w:rPr>
+          <w:b/>
+        </w:rPr>
+        <w:t>知识库核对：</w:t>
+      </w:r>
+      <w:r>
+        <w:t>已核：三十二身分地界四组末位为「脑」，水界第六组末位为「尿」。据《9三十二身分-古源尊者-20230712》录音原文。</w:t>
+      </w:r>
+    </w:p>
+    <w:p>
+      <w:pPr>
         <w:pStyle w:val="Heading2"/>
       </w:pPr>
       <w:r>
@@ -1237,6 +1433,20 @@
     </w:p>
     <w:p>
       <w:pPr>
+        <w:spacing w:after="40"/>
+      </w:pPr>
+      <w:r>
+        <w:rPr>
+          <w:b/>
+        </w:rPr>
+        <w:t>知识库核对：</w:t>
+      </w:r>
+      <w:r>
+        <w:t>已核：《大念处经》＝长部第22经（《〈大念处经〉析解》引 D.2.373；中部对应 M.10）。</w:t>
+      </w:r>
+    </w:p>
+    <w:p>
+      <w:pPr>
         <w:pStyle w:val="Heading2"/>
       </w:pPr>
       <w:r>
@@ -1318,6 +1528,20 @@
     </w:p>
     <w:p>
       <w:pPr>
+        <w:spacing w:after="40"/>
+      </w:pPr>
+      <w:r>
+        <w:rPr>
+          <w:b/>
+        </w:rPr>
+        <w:t>知识库核对：</w:t>
+      </w:r>
+      <w:r>
+        <w:t>八支圣道八支须各具；本库《道相应》讲记可核。</w:t>
+      </w:r>
+    </w:p>
+    <w:p>
+      <w:pPr>
         <w:pStyle w:val="Heading2"/>
       </w:pPr>
       <w:r>
@@ -1399,6 +1623,20 @@
     </w:p>
     <w:p>
       <w:pPr>
+        <w:spacing w:after="40"/>
+      </w:pPr>
+      <w:r>
+        <w:rPr>
+          <w:b/>
+        </w:rPr>
+        <w:t>知识库核对：</w:t>
+      </w:r>
+      <w:r>
+        <w:t>已核：汉译「歌利王」，音译「嘎拉布／嘎达布」，本生作《忍辱仙人本生经》。据《巴利三藏中的菩萨道思想10-忍辱巴拉密》。</w:t>
+      </w:r>
+    </w:p>
+    <w:p>
+      <w:pPr>
         <w:pStyle w:val="Heading2"/>
       </w:pPr>
       <w:r>
@@ -1480,6 +1718,20 @@
     </w:p>
     <w:p>
       <w:pPr>
+        <w:spacing w:after="40"/>
+      </w:pPr>
+      <w:r>
+        <w:rPr>
+          <w:b/>
+        </w:rPr>
+        <w:t>知识库核对：</w:t>
+      </w:r>
+      <w:r>
+        <w:t>图示散字混排，属 OCR/PDF 噪声。</w:t>
+      </w:r>
+    </w:p>
+    <w:p>
+      <w:pPr>
         <w:pStyle w:val="Heading2"/>
       </w:pPr>
       <w:r>
@@ -1561,6 +1813,20 @@
     </w:p>
     <w:p>
       <w:pPr>
+        <w:spacing w:after="40"/>
+      </w:pPr>
+      <w:r>
+        <w:rPr>
+          <w:b/>
+        </w:rPr>
+        <w:t>知识库核对：</w:t>
+      </w:r>
+      <w:r>
+        <w:t>本库未确证「六爱身」此处列表；存疑待回听。</w:t>
+      </w:r>
+    </w:p>
+    <w:p>
+      <w:pPr>
         <w:pStyle w:val="Heading2"/>
       </w:pPr>
       <w:r>
@@ -1609,7 +1875,7 @@
         <w:t>拟定改为：</w:t>
       </w:r>
       <w:r>
-        <w:t>『各位尊者，各位〔法师〕，各位贤友，百善吉祥。』</w:t>
+        <w:t>保留原文，加注：〔『律师』疑为『尊者』之音误（参本库《上座部佛教名称勘误表》5.9『法师→尊者』），待回听〕。</w:t>
       </w:r>
     </w:p>
     <w:p>
@@ -1623,7 +1889,7 @@
         <w:t>处理方式：</w:t>
       </w:r>
       <w:r>
-        <w:t>改（用词订正）</w:t>
+        <w:t>保留原文＋加注</w:t>
       </w:r>
     </w:p>
     <w:p>
@@ -1637,7 +1903,21 @@
         <w:t>依据／备注：</w:t>
       </w:r>
       <w:r>
-        <w:t>『律师』为『法师』之音近误；同一礼敬语他处多作『法师』。</w:t>
+        <w:t>勘误表 5.9：法师→尊者；本句尚须回听确认。</w:t>
+      </w:r>
+    </w:p>
+    <w:p>
+      <w:pPr>
+        <w:spacing w:after="40"/>
+      </w:pPr>
+      <w:r>
+        <w:rPr>
+          <w:b/>
+        </w:rPr>
+        <w:t>知识库核对：</w:t>
+      </w:r>
+      <w:r>
+        <w:t>勘误表 5.9「法师→尊者」；本句「律师」尚须回听，暂存疑。</w:t>
       </w:r>
     </w:p>
     <w:p>
@@ -1723,6 +2003,20 @@
     </w:p>
     <w:p>
       <w:pPr>
+        <w:spacing w:after="40"/>
+      </w:pPr>
+      <w:r>
+        <w:rPr>
+          <w:b/>
+        </w:rPr>
+        <w:t>知识库核对：</w:t>
+      </w:r>
+      <w:r>
+        <w:t>同段批量 ASR 讹字；本库《阿毗达摩》心法分类（89心）可作逐字校勘。</w:t>
+      </w:r>
+    </w:p>
+    <w:p>
+      <w:pPr>
         <w:pStyle w:val="Heading2"/>
       </w:pPr>
       <w:r>
@@ -1804,6 +2098,20 @@
     </w:p>
     <w:p>
       <w:pPr>
+        <w:spacing w:after="40"/>
+      </w:pPr>
+      <w:r>
+        <w:rPr>
+          <w:b/>
+        </w:rPr>
+        <w:t>知识库核对：</w:t>
+      </w:r>
+      <w:r>
+        <w:t>本库无对应；存疑。</w:t>
+      </w:r>
+    </w:p>
+    <w:p>
+      <w:pPr>
         <w:pStyle w:val="Heading2"/>
       </w:pPr>
       <w:r>
@@ -1885,6 +2193,20 @@
     </w:p>
     <w:p>
       <w:pPr>
+        <w:spacing w:after="40"/>
+      </w:pPr>
+      <w:r>
+        <w:rPr>
+          <w:b/>
+        </w:rPr>
+        <w:t>知识库核对：</w:t>
+      </w:r>
+      <w:r>
+        <w:t>已核：《念诵集》礼敬偈作「Namo tassa bhagavato arahato sammāsambuddhassa」，勘误表 ASR 列亦同。</w:t>
+      </w:r>
+    </w:p>
+    <w:p>
+      <w:pPr>
         <w:pStyle w:val="Heading2"/>
       </w:pPr>
       <w:r>
@@ -1966,6 +2288,20 @@
     </w:p>
     <w:p>
       <w:pPr>
+        <w:spacing w:after="40"/>
+      </w:pPr>
+      <w:r>
+        <w:rPr>
+          <w:b/>
+        </w:rPr>
+        <w:t>知识库核对：</w:t>
+      </w:r>
+      <w:r>
+        <w:t>勘误表 5.5：「波罗蜜多→巴拉密」；「布施巴拉密（dāna-pāramī）」写法合规。据《巴利三藏中的菩萨道思想》课件。</w:t>
+      </w:r>
+    </w:p>
+    <w:p>
+      <w:pPr>
         <w:pStyle w:val="Heading2"/>
       </w:pPr>
       <w:r>
@@ -2047,6 +2383,20 @@
     </w:p>
     <w:p>
       <w:pPr>
+        <w:spacing w:after="40"/>
+      </w:pPr>
+      <w:r>
+        <w:rPr>
+          <w:b/>
+        </w:rPr>
+        <w:t>知识库核对：</w:t>
+      </w:r>
+      <w:r>
+        <w:t>已核：《〈大念处经〉析解》经文列 31 项、无「脑」（与《身至念经》32 身分之差在「脑」）。</w:t>
+      </w:r>
+    </w:p>
+    <w:p>
+      <w:pPr>
         <w:pStyle w:val="Heading2"/>
       </w:pPr>
       <w:r>
@@ -2128,6 +2478,20 @@
     </w:p>
     <w:p>
       <w:pPr>
+        <w:spacing w:after="40"/>
+      </w:pPr>
+      <w:r>
+        <w:rPr>
+          <w:b/>
+        </w:rPr>
+        <w:t>知识库核对：</w:t>
+      </w:r>
+      <w:r>
+        <w:t>本库 06_四界差别课件可核；「时节的定律」属四大（火界）语脉，存疑。</w:t>
+      </w:r>
+    </w:p>
+    <w:p>
+      <w:pPr>
         <w:pStyle w:val="Heading2"/>
       </w:pPr>
       <w:r>
@@ -2209,6 +2573,20 @@
     </w:p>
     <w:p>
       <w:pPr>
+        <w:spacing w:after="40"/>
+      </w:pPr>
+      <w:r>
+        <w:rPr>
+          <w:b/>
+        </w:rPr>
+        <w:t>知识库核对：</w:t>
+      </w:r>
+      <w:r>
+        <w:t>同段前文已作「支柱」，属用词统一。</w:t>
+      </w:r>
+    </w:p>
+    <w:p>
+      <w:pPr>
         <w:pStyle w:val="Heading2"/>
       </w:pPr>
       <w:r>
@@ -2290,6 +2668,20 @@
     </w:p>
     <w:p>
       <w:pPr>
+        <w:spacing w:after="40"/>
+      </w:pPr>
+      <w:r>
+        <w:rPr>
+          <w:b/>
+        </w:rPr>
+        <w:t>知识库核对：</w:t>
+      </w:r>
+      <w:r>
+        <w:t>勘误表未收录「解脱道行者」；依字义订正，存疑。</w:t>
+      </w:r>
+    </w:p>
+    <w:p>
+      <w:pPr>
         <w:pStyle w:val="Heading2"/>
       </w:pPr>
       <w:r>
@@ -2371,6 +2763,20 @@
     </w:p>
     <w:p>
       <w:pPr>
+        <w:spacing w:after="40"/>
+      </w:pPr>
+      <w:r>
+        <w:rPr>
+          <w:b/>
+        </w:rPr>
+        <w:t>知识库核对：</w:t>
+      </w:r>
+      <w:r>
+        <w:t>本库巴利正字以《念诵集》／阿毗达摩论典为准；源 txt 脱符需补。</w:t>
+      </w:r>
+    </w:p>
+    <w:p>
+      <w:pPr>
         <w:pStyle w:val="Heading2"/>
       </w:pPr>
       <w:r>
@@ -2419,7 +2825,7 @@
         <w:t>拟定改为：</w:t>
       </w:r>
       <w:r>
-        <w:t>『古源尊者讲述』</w:t>
+        <w:t>按本库《上座部佛教名称勘误表》2.6，规范作『古源尊者讲述』；如坚持照录课件，则保留『古源如应讲述』并加注〔即古源尊者（Uttama）〕。二者择一，全书统一。</w:t>
       </w:r>
     </w:p>
     <w:p>
@@ -2433,7 +2839,7 @@
         <w:t>处理方式：</w:t>
       </w:r>
       <w:r>
-        <w:t>改（订正）</w:t>
+        <w:t>改（译名规范）或保留＋加注</w:t>
       </w:r>
     </w:p>
     <w:p>
@@ -2447,7 +2853,21 @@
         <w:t>依据／备注：</w:t>
       </w:r>
       <w:r>
-        <w:t>『古源如应』当为『古源尊者（Uttama）』；参读书会23 同署『古源(Uttama)尊者讲述』。</w:t>
+        <w:t>勘误表 2.6「古源→古源尊者」；本库《15_天随念》《30_僧随念3》课件署『古源如应讲述』。</w:t>
+      </w:r>
+    </w:p>
+    <w:p>
+      <w:pPr>
+        <w:spacing w:after="40"/>
+      </w:pPr>
+      <w:r>
+        <w:rPr>
+          <w:b/>
+        </w:rPr>
+        <w:t>知识库核对：</w:t>
+      </w:r>
+      <w:r>
+        <w:t>已核：勘误表 2.6 规定「古源／古源法师／古源禅师→古源尊者」；而本库课件（《15_天随念》《30_僧随念3》）署名作「古源如应讲述」，属课件原有署名。</w:t>
       </w:r>
     </w:p>
     <w:p>
@@ -2533,6 +2953,20 @@
     </w:p>
     <w:p>
       <w:pPr>
+        <w:spacing w:after="40"/>
+      </w:pPr>
+      <w:r>
+        <w:rPr>
+          <w:b/>
+        </w:rPr>
+        <w:t>知识库核对：</w:t>
+      </w:r>
+      <w:r>
+        <w:t>已核：八事＝佛·法·僧·戒·定·慧·过去未来五蕴·缘起；据《第72课 信心所3》共修版。</w:t>
+      </w:r>
+    </w:p>
+    <w:p>
+      <w:pPr>
         <w:pStyle w:val="Heading2"/>
       </w:pPr>
       <w:r>
@@ -2581,7 +3015,7 @@
         <w:t>拟定改为：</w:t>
       </w:r>
       <w:r>
-        <w:t>『回答者是〔阿拉汉〕比库尼法施。』</w:t>
+        <w:t>『回答者是阿拉汉比库尼法施。』（勘误表规范＝阿拉汉）加注：〔源件作『阿拉罕』〕。</w:t>
       </w:r>
     </w:p>
     <w:p>
@@ -2595,7 +3029,7 @@
         <w:t>处理方式：</w:t>
       </w:r>
       <w:r>
-        <w:t>改（订正）</w:t>
+        <w:t>改（译名规范）＋加注</w:t>
       </w:r>
     </w:p>
     <w:p>
@@ -2609,7 +3043,21 @@
         <w:t>依据／备注：</w:t>
       </w:r>
       <w:r>
-        <w:t>『阿拉罕』为『阿拉汉』之讹。</w:t>
+        <w:t>勘误表 5.5 规范＝阿拉汉；《小问答经讲记》源件正文作『阿拉罕』、礼敬语作『阿拉汉』。</w:t>
+      </w:r>
+    </w:p>
+    <w:p>
+      <w:pPr>
+        <w:spacing w:after="40"/>
+      </w:pPr>
+      <w:r>
+        <w:rPr>
+          <w:b/>
+        </w:rPr>
+        <w:t>知识库核对：</w:t>
+      </w:r>
+      <w:r>
+        <w:t>已核：勘误表 5.5 规范为「阿拉汉」，「阿拉罕」列为存疑；《小问答经讲记》源件正文作「阿拉罕」、礼敬语作「阿拉汉」。</w:t>
       </w:r>
     </w:p>
     <w:p>
@@ -2662,7 +3110,7 @@
         <w:t>拟定改为：</w:t>
       </w:r>
       <w:r>
-        <w:t>『2025年11月〔　〕日』</w:t>
+        <w:t>保留原文并加注：〔源件作『2025年11日』，脱『月』字，待补〕；或径改为『2025年11月〔　〕日』。</w:t>
       </w:r>
     </w:p>
     <w:p>
@@ -2676,7 +3124,7 @@
         <w:t>处理方式：</w:t>
       </w:r>
       <w:r>
-        <w:t>改（补脱字）</w:t>
+        <w:t>保留＋加注 或 改（补字）</w:t>
       </w:r>
     </w:p>
     <w:p>
@@ -2690,7 +3138,21 @@
         <w:t>依据／备注：</w:t>
       </w:r>
       <w:r>
-        <w:t>源文脱『月』字，日期待补。</w:t>
+        <w:t>《小问答经讲记》课件原文即作『2025年11日』。</w:t>
+      </w:r>
+    </w:p>
+    <w:p>
+      <w:pPr>
+        <w:spacing w:after="40"/>
+      </w:pPr>
+      <w:r>
+        <w:rPr>
+          <w:b/>
+        </w:rPr>
+        <w:t>知识库核对：</w:t>
+      </w:r>
+      <w:r>
+        <w:t>已核：《小问答经讲记》课件原文即作「2025年11日」（源件脱「月」），且课件内「小问答经／小问答答经」标题混见。</w:t>
       </w:r>
     </w:p>
     <w:p>
@@ -2743,7 +3205,7 @@
         <w:t>拟定改为：</w:t>
       </w:r>
       <w:r>
-        <w:t>『答：〔毗舍佉〕贤友！那执取既非……』（并与正文他处统一为『毗舍佉』）</w:t>
+        <w:t>全书统一为『维沙卡（Visākhā）』：『答：维沙卡贤友！那执取既非……』</w:t>
       </w:r>
     </w:p>
     <w:p>
@@ -2757,7 +3219,7 @@
         <w:t>处理方式：</w:t>
       </w:r>
       <w:r>
-        <w:t>改（统一译名）</w:t>
+        <w:t>改（译名统一）</w:t>
       </w:r>
     </w:p>
     <w:p>
@@ -2771,7 +3233,21 @@
         <w:t>依据／备注：</w:t>
       </w:r>
       <w:r>
-        <w:t>正文他处已作『毗舍佉』；『毗舍伝／毗舍伎』为同音异写。旧建议作『维沙卡(Visākhā)』，与本书现行译名『毗舍佉』不同，宜就地统一。</w:t>
+        <w:t>勘误表 2.4「毘舍佉→维沙卡（Visākhā）」；源件作『毗舍佉／毗舍伝』。全书该名共 94 处需一并评估。</w:t>
+      </w:r>
+    </w:p>
+    <w:p>
+      <w:pPr>
+        <w:spacing w:after="40"/>
+      </w:pPr>
+      <w:r>
+        <w:rPr>
+          <w:b/>
+        </w:rPr>
+        <w:t>知识库核对：</w:t>
+      </w:r>
+      <w:r>
+        <w:t>已核：勘误表 2.4「毘舍佉 → 维沙卡（Visākhā）」；《小问答经讲记》源件作「毗舍佉」，正文另处作「毗舍伝」。</w:t>
       </w:r>
     </w:p>
     <w:p>
@@ -2857,6 +3333,20 @@
     </w:p>
     <w:p>
       <w:pPr>
+        <w:spacing w:after="40"/>
+      </w:pPr>
+      <w:r>
+        <w:rPr>
+          <w:b/>
+        </w:rPr>
+        <w:t>知识库核对：</w:t>
+      </w:r>
+      <w:r>
+        <w:t>属用词，本库未收录。</w:t>
+      </w:r>
+    </w:p>
+    <w:p>
+      <w:pPr>
         <w:pStyle w:val="Heading2"/>
       </w:pPr>
       <w:r>
@@ -2938,6 +3428,20 @@
     </w:p>
     <w:p>
       <w:pPr>
+        <w:spacing w:after="40"/>
+      </w:pPr>
+      <w:r>
+        <w:rPr>
+          <w:b/>
+        </w:rPr>
+        <w:t>知识库核对：</w:t>
+      </w:r>
+      <w:r>
+        <w:t>已核：源件占位符，勘误表规定无法确证者标「存疑（待核实）」，不得臆改。</w:t>
+      </w:r>
+    </w:p>
+    <w:p>
+      <w:pPr>
         <w:pStyle w:val="Heading2"/>
       </w:pPr>
       <w:r>
@@ -3019,6 +3523,20 @@
     </w:p>
     <w:p>
       <w:pPr>
+        <w:spacing w:after="40"/>
+      </w:pPr>
+      <w:r>
+        <w:rPr>
+          <w:b/>
+        </w:rPr>
+        <w:t>知识库核对：</w:t>
+      </w:r>
+      <w:r>
+        <w:t>录音本处含糊，须回听。</w:t>
+      </w:r>
+    </w:p>
+    <w:p>
+      <w:pPr>
         <w:pStyle w:val="Heading2"/>
       </w:pPr>
       <w:r>
@@ -3100,6 +3618,20 @@
     </w:p>
     <w:p>
       <w:pPr>
+        <w:spacing w:after="40"/>
+      </w:pPr>
+      <w:r>
+        <w:rPr>
+          <w:b/>
+        </w:rPr>
+        <w:t>知识库核对：</w:t>
+      </w:r>
+      <w:r>
+        <w:t>录音语义补足，须回听。</w:t>
+      </w:r>
+    </w:p>
+    <w:p>
+      <w:pPr>
         <w:pStyle w:val="Heading2"/>
       </w:pPr>
       <w:r>
@@ -3181,6 +3713,20 @@
     </w:p>
     <w:p>
       <w:pPr>
+        <w:spacing w:after="40"/>
+      </w:pPr>
+      <w:r>
+        <w:rPr>
+          <w:b/>
+        </w:rPr>
+        <w:t>知识库核对：</w:t>
+      </w:r>
+      <w:r>
+        <w:t>已核：三十二身分第三组为心·肝·膜（肋膜）·脾·肺；源课件「脾脏的自分界限」疑误置，应作「肺脏」。</w:t>
+      </w:r>
+    </w:p>
+    <w:p>
+      <w:pPr>
         <w:pStyle w:val="Heading2"/>
       </w:pPr>
       <w:r>
@@ -3262,6 +3808,20 @@
     </w:p>
     <w:p>
       <w:pPr>
+        <w:spacing w:after="40"/>
+      </w:pPr>
+      <w:r>
+        <w:rPr>
+          <w:b/>
+        </w:rPr>
+        <w:t>知识库核对：</w:t>
+      </w:r>
+      <w:r>
+        <w:t>已核：源课件第三条第3点原文确作「唯以其心贴切于『施随念』业处禅法」。据《15_天随念-古源尊者-20250119（课件）》（题为《天随念》）。</w:t>
+      </w:r>
+    </w:p>
+    <w:p>
+      <w:pPr>
         <w:pStyle w:val="Heading2"/>
       </w:pPr>
       <w:r>
@@ -3343,6 +3903,20 @@
     </w:p>
     <w:p>
       <w:pPr>
+        <w:spacing w:after="40"/>
+      </w:pPr>
+      <w:r>
+        <w:rPr>
+          <w:b/>
+        </w:rPr>
+        <w:t>知识库核对：</w:t>
+      </w:r>
+      <w:r>
+        <w:t>已核：源课件原文确作「甚至比库的物品，如袈裟、钵、腰带都是用品塔」，对应巴利 Añjalikaraṇīyo「应礼敬」。据《30_僧随念3-古源尊者-20250203（课件）》。</w:t>
+      </w:r>
+    </w:p>
+    <w:p>
+      <w:pPr>
         <w:pStyle w:val="Heading2"/>
       </w:pPr>
       <w:r>
@@ -3422,6 +3996,3033 @@
         <w:t>三皈依巴利语为『Buddhaṃ saraṇaṃ gacchāmi』，原文衍一『Saraṇaṃ』。</w:t>
       </w:r>
     </w:p>
+    <w:p>
+      <w:pPr>
+        <w:spacing w:after="40"/>
+      </w:pPr>
+      <w:r>
+        <w:rPr>
+          <w:b/>
+        </w:rPr>
+        <w:t>知识库核对：</w:t>
+      </w:r>
+      <w:r>
+        <w:t>已核：三皈依规范为单次 saraṇaṃ「Buddhaṃ saraṇaṃ gacchāmi」（佛行双 Saraṇaṃ 属衍文）。据《上座部佛教念诵集》《三皈依2（课件）》。</w:t>
+      </w:r>
+    </w:p>
+    <w:p>
+      <w:r>
+        <w:br w:type="page"/>
+      </w:r>
+    </w:p>
+    <w:p>
+      <w:pPr>
+        <w:pStyle w:val="Heading1"/>
+      </w:pPr>
+      <w:r>
+        <w:t>附：第5版全书译名统一核查（依《上座部佛教名称勘误表》v1.0）</w:t>
+      </w:r>
+    </w:p>
+    <w:p>
+      <w:r>
+        <w:t>范围：第5版 4周版＋8周版全部主持人版（300 篇）。合计 2055 处命中、70 个词、涉及 256 个文件。未区分正文/引文/篇名，需人工分类。</w:t>
+      </w:r>
+    </w:p>
+    <w:tbl>
+      <w:tblPr>
+        <w:tblStyle w:val="TableGrid"/>
+        <w:tblW w:type="auto" w:w="0"/>
+        <w:tblLook w:firstColumn="1" w:firstRow="1" w:lastColumn="0" w:lastRow="0" w:noHBand="0" w:noVBand="1" w:val="04A0"/>
+      </w:tblPr>
+      <w:tblGrid>
+        <w:gridCol w:w="2493"/>
+        <w:gridCol w:w="2493"/>
+        <w:gridCol w:w="2493"/>
+        <w:gridCol w:w="2493"/>
+      </w:tblGrid>
+      <w:tr>
+        <w:tc>
+          <w:tcPr>
+            <w:tcW w:type="dxa" w:w="2493"/>
+          </w:tcPr>
+          <w:p>
+            <w:r>
+              <w:t>误写／旧译</w:t>
+            </w:r>
+          </w:p>
+        </w:tc>
+        <w:tc>
+          <w:tcPr>
+            <w:tcW w:type="dxa" w:w="2493"/>
+          </w:tcPr>
+          <w:p>
+            <w:r>
+              <w:t>规范写法</w:t>
+            </w:r>
+          </w:p>
+        </w:tc>
+        <w:tc>
+          <w:tcPr>
+            <w:tcW w:type="dxa" w:w="2493"/>
+          </w:tcPr>
+          <w:p>
+            <w:r>
+              <w:t>命中次数</w:t>
+            </w:r>
+          </w:p>
+        </w:tc>
+        <w:tc>
+          <w:tcPr>
+            <w:tcW w:type="dxa" w:w="2493"/>
+          </w:tcPr>
+          <w:p>
+            <w:r>
+              <w:t>涉及文件数</w:t>
+            </w:r>
+          </w:p>
+        </w:tc>
+      </w:tr>
+      <w:tr>
+        <w:tc>
+          <w:tcPr>
+            <w:tcW w:type="dxa" w:w="2493"/>
+          </w:tcPr>
+          <w:p>
+            <w:r>
+              <w:t>八正道</w:t>
+            </w:r>
+          </w:p>
+        </w:tc>
+        <w:tc>
+          <w:tcPr>
+            <w:tcW w:type="dxa" w:w="2493"/>
+          </w:tcPr>
+          <w:p>
+            <w:r>
+              <w:t>八支圣道</w:t>
+            </w:r>
+          </w:p>
+        </w:tc>
+        <w:tc>
+          <w:tcPr>
+            <w:tcW w:type="dxa" w:w="2493"/>
+          </w:tcPr>
+          <w:p>
+            <w:r>
+              <w:t>411</w:t>
+            </w:r>
+          </w:p>
+        </w:tc>
+        <w:tc>
+          <w:tcPr>
+            <w:tcW w:type="dxa" w:w="2493"/>
+          </w:tcPr>
+          <w:p>
+            <w:r>
+              <w:t>93</w:t>
+            </w:r>
+          </w:p>
+        </w:tc>
+      </w:tr>
+      <w:tr>
+        <w:tc>
+          <w:tcPr>
+            <w:tcW w:type="dxa" w:w="2493"/>
+          </w:tcPr>
+          <w:p>
+            <w:r>
+              <w:t>善知识</w:t>
+            </w:r>
+          </w:p>
+        </w:tc>
+        <w:tc>
+          <w:tcPr>
+            <w:tcW w:type="dxa" w:w="2493"/>
+          </w:tcPr>
+          <w:p>
+            <w:r>
+              <w:t>善友</w:t>
+            </w:r>
+          </w:p>
+        </w:tc>
+        <w:tc>
+          <w:tcPr>
+            <w:tcW w:type="dxa" w:w="2493"/>
+          </w:tcPr>
+          <w:p>
+            <w:r>
+              <w:t>182</w:t>
+            </w:r>
+          </w:p>
+        </w:tc>
+        <w:tc>
+          <w:tcPr>
+            <w:tcW w:type="dxa" w:w="2493"/>
+          </w:tcPr>
+          <w:p>
+            <w:r>
+              <w:t>55</w:t>
+            </w:r>
+          </w:p>
+        </w:tc>
+      </w:tr>
+      <w:tr>
+        <w:tc>
+          <w:tcPr>
+            <w:tcW w:type="dxa" w:w="2493"/>
+          </w:tcPr>
+          <w:p>
+            <w:r>
+              <w:t>清净道论</w:t>
+            </w:r>
+          </w:p>
+        </w:tc>
+        <w:tc>
+          <w:tcPr>
+            <w:tcW w:type="dxa" w:w="2493"/>
+          </w:tcPr>
+          <w:p>
+            <w:r>
+              <w:t>《清净之道》</w:t>
+            </w:r>
+          </w:p>
+        </w:tc>
+        <w:tc>
+          <w:tcPr>
+            <w:tcW w:type="dxa" w:w="2493"/>
+          </w:tcPr>
+          <w:p>
+            <w:r>
+              <w:t>177</w:t>
+            </w:r>
+          </w:p>
+        </w:tc>
+        <w:tc>
+          <w:tcPr>
+            <w:tcW w:type="dxa" w:w="2493"/>
+          </w:tcPr>
+          <w:p>
+            <w:r>
+              <w:t>83</w:t>
+            </w:r>
+          </w:p>
+        </w:tc>
+      </w:tr>
+      <w:tr>
+        <w:tc>
+          <w:tcPr>
+            <w:tcW w:type="dxa" w:w="2493"/>
+          </w:tcPr>
+          <w:p>
+            <w:r>
+              <w:t>萨迦耶见</w:t>
+            </w:r>
+          </w:p>
+        </w:tc>
+        <w:tc>
+          <w:tcPr>
+            <w:tcW w:type="dxa" w:w="2493"/>
+          </w:tcPr>
+          <w:p>
+            <w:r>
+              <w:t>有身见</w:t>
+            </w:r>
+          </w:p>
+        </w:tc>
+        <w:tc>
+          <w:tcPr>
+            <w:tcW w:type="dxa" w:w="2493"/>
+          </w:tcPr>
+          <w:p>
+            <w:r>
+              <w:t>109</w:t>
+            </w:r>
+          </w:p>
+        </w:tc>
+        <w:tc>
+          <w:tcPr>
+            <w:tcW w:type="dxa" w:w="2493"/>
+          </w:tcPr>
+          <w:p>
+            <w:r>
+              <w:t>20</w:t>
+            </w:r>
+          </w:p>
+        </w:tc>
+      </w:tr>
+      <w:tr>
+        <w:tc>
+          <w:tcPr>
+            <w:tcW w:type="dxa" w:w="2493"/>
+          </w:tcPr>
+          <w:p>
+            <w:r>
+              <w:t>毗舍佉</w:t>
+            </w:r>
+          </w:p>
+        </w:tc>
+        <w:tc>
+          <w:tcPr>
+            <w:tcW w:type="dxa" w:w="2493"/>
+          </w:tcPr>
+          <w:p>
+            <w:r>
+              <w:t>维沙卡</w:t>
+            </w:r>
+          </w:p>
+        </w:tc>
+        <w:tc>
+          <w:tcPr>
+            <w:tcW w:type="dxa" w:w="2493"/>
+          </w:tcPr>
+          <w:p>
+            <w:r>
+              <w:t>94</w:t>
+            </w:r>
+          </w:p>
+        </w:tc>
+        <w:tc>
+          <w:tcPr>
+            <w:tcW w:type="dxa" w:w="2493"/>
+          </w:tcPr>
+          <w:p>
+            <w:r>
+              <w:t>12</w:t>
+            </w:r>
+          </w:p>
+        </w:tc>
+      </w:tr>
+      <w:tr>
+        <w:tc>
+          <w:tcPr>
+            <w:tcW w:type="dxa" w:w="2493"/>
+          </w:tcPr>
+          <w:p>
+            <w:r>
+              <w:t>阿罗汉</w:t>
+            </w:r>
+          </w:p>
+        </w:tc>
+        <w:tc>
+          <w:tcPr>
+            <w:tcW w:type="dxa" w:w="2493"/>
+          </w:tcPr>
+          <w:p>
+            <w:r>
+              <w:t>阿拉汉</w:t>
+            </w:r>
+          </w:p>
+        </w:tc>
+        <w:tc>
+          <w:tcPr>
+            <w:tcW w:type="dxa" w:w="2493"/>
+          </w:tcPr>
+          <w:p>
+            <w:r>
+              <w:t>88</w:t>
+            </w:r>
+          </w:p>
+        </w:tc>
+        <w:tc>
+          <w:tcPr>
+            <w:tcW w:type="dxa" w:w="2493"/>
+          </w:tcPr>
+          <w:p>
+            <w:r>
+              <w:t>39</w:t>
+            </w:r>
+          </w:p>
+        </w:tc>
+      </w:tr>
+      <w:tr>
+        <w:tc>
+          <w:tcPr>
+            <w:tcW w:type="dxa" w:w="2493"/>
+          </w:tcPr>
+          <w:p>
+            <w:r>
+              <w:t>不净观</w:t>
+            </w:r>
+          </w:p>
+        </w:tc>
+        <w:tc>
+          <w:tcPr>
+            <w:tcW w:type="dxa" w:w="2493"/>
+          </w:tcPr>
+          <w:p>
+            <w:r>
+              <w:t>不净修习</w:t>
+            </w:r>
+          </w:p>
+        </w:tc>
+        <w:tc>
+          <w:tcPr>
+            <w:tcW w:type="dxa" w:w="2493"/>
+          </w:tcPr>
+          <w:p>
+            <w:r>
+              <w:t>88</w:t>
+            </w:r>
+          </w:p>
+        </w:tc>
+        <w:tc>
+          <w:tcPr>
+            <w:tcW w:type="dxa" w:w="2493"/>
+          </w:tcPr>
+          <w:p>
+            <w:r>
+              <w:t>37</w:t>
+            </w:r>
+          </w:p>
+        </w:tc>
+      </w:tr>
+      <w:tr>
+        <w:tc>
+          <w:tcPr>
+            <w:tcW w:type="dxa" w:w="2493"/>
+          </w:tcPr>
+          <w:p>
+            <w:r>
+              <w:t>安般</w:t>
+            </w:r>
+          </w:p>
+        </w:tc>
+        <w:tc>
+          <w:tcPr>
+            <w:tcW w:type="dxa" w:w="2493"/>
+          </w:tcPr>
+          <w:p>
+            <w:r>
+              <w:t>入出息</w:t>
+            </w:r>
+          </w:p>
+        </w:tc>
+        <w:tc>
+          <w:tcPr>
+            <w:tcW w:type="dxa" w:w="2493"/>
+          </w:tcPr>
+          <w:p>
+            <w:r>
+              <w:t>77</w:t>
+            </w:r>
+          </w:p>
+        </w:tc>
+        <w:tc>
+          <w:tcPr>
+            <w:tcW w:type="dxa" w:w="2493"/>
+          </w:tcPr>
+          <w:p>
+            <w:r>
+              <w:t>24</w:t>
+            </w:r>
+          </w:p>
+        </w:tc>
+      </w:tr>
+      <w:tr>
+        <w:tc>
+          <w:tcPr>
+            <w:tcW w:type="dxa" w:w="2493"/>
+          </w:tcPr>
+          <w:p>
+            <w:r>
+              <w:t>阿僧祇</w:t>
+            </w:r>
+          </w:p>
+        </w:tc>
+        <w:tc>
+          <w:tcPr>
+            <w:tcW w:type="dxa" w:w="2493"/>
+          </w:tcPr>
+          <w:p>
+            <w:r>
+              <w:t>无数</w:t>
+            </w:r>
+          </w:p>
+        </w:tc>
+        <w:tc>
+          <w:tcPr>
+            <w:tcW w:type="dxa" w:w="2493"/>
+          </w:tcPr>
+          <w:p>
+            <w:r>
+              <w:t>63</w:t>
+            </w:r>
+          </w:p>
+        </w:tc>
+        <w:tc>
+          <w:tcPr>
+            <w:tcW w:type="dxa" w:w="2493"/>
+          </w:tcPr>
+          <w:p>
+            <w:r>
+              <w:t>15</w:t>
+            </w:r>
+          </w:p>
+        </w:tc>
+      </w:tr>
+      <w:tr>
+        <w:tc>
+          <w:tcPr>
+            <w:tcW w:type="dxa" w:w="2493"/>
+          </w:tcPr>
+          <w:p>
+            <w:r>
+              <w:t>帕奥禅师</w:t>
+            </w:r>
+          </w:p>
+        </w:tc>
+        <w:tc>
+          <w:tcPr>
+            <w:tcW w:type="dxa" w:w="2493"/>
+          </w:tcPr>
+          <w:p>
+            <w:r>
+              <w:t>帕奥西亚多</w:t>
+            </w:r>
+          </w:p>
+        </w:tc>
+        <w:tc>
+          <w:tcPr>
+            <w:tcW w:type="dxa" w:w="2493"/>
+          </w:tcPr>
+          <w:p>
+            <w:r>
+              <w:t>56</w:t>
+            </w:r>
+          </w:p>
+        </w:tc>
+        <w:tc>
+          <w:tcPr>
+            <w:tcW w:type="dxa" w:w="2493"/>
+          </w:tcPr>
+          <w:p>
+            <w:r>
+              <w:t>25</w:t>
+            </w:r>
+          </w:p>
+        </w:tc>
+      </w:tr>
+      <w:tr>
+        <w:tc>
+          <w:tcPr>
+            <w:tcW w:type="dxa" w:w="2493"/>
+          </w:tcPr>
+          <w:p>
+            <w:r>
+              <w:t>比丘</w:t>
+            </w:r>
+          </w:p>
+        </w:tc>
+        <w:tc>
+          <w:tcPr>
+            <w:tcW w:type="dxa" w:w="2493"/>
+          </w:tcPr>
+          <w:p>
+            <w:r>
+              <w:t>比库</w:t>
+            </w:r>
+          </w:p>
+        </w:tc>
+        <w:tc>
+          <w:tcPr>
+            <w:tcW w:type="dxa" w:w="2493"/>
+          </w:tcPr>
+          <w:p>
+            <w:r>
+              <w:t>45</w:t>
+            </w:r>
+          </w:p>
+        </w:tc>
+        <w:tc>
+          <w:tcPr>
+            <w:tcW w:type="dxa" w:w="2493"/>
+          </w:tcPr>
+          <w:p>
+            <w:r>
+              <w:t>33</w:t>
+            </w:r>
+          </w:p>
+        </w:tc>
+      </w:tr>
+      <w:tr>
+        <w:tc>
+          <w:tcPr>
+            <w:tcW w:type="dxa" w:w="2493"/>
+          </w:tcPr>
+          <w:p>
+            <w:r>
+              <w:t>南无</w:t>
+            </w:r>
+          </w:p>
+        </w:tc>
+        <w:tc>
+          <w:tcPr>
+            <w:tcW w:type="dxa" w:w="2493"/>
+          </w:tcPr>
+          <w:p>
+            <w:r>
+              <w:t>那摩</w:t>
+            </w:r>
+          </w:p>
+        </w:tc>
+        <w:tc>
+          <w:tcPr>
+            <w:tcW w:type="dxa" w:w="2493"/>
+          </w:tcPr>
+          <w:p>
+            <w:r>
+              <w:t>41</w:t>
+            </w:r>
+          </w:p>
+        </w:tc>
+        <w:tc>
+          <w:tcPr>
+            <w:tcW w:type="dxa" w:w="2493"/>
+          </w:tcPr>
+          <w:p>
+            <w:r>
+              <w:t>28</w:t>
+            </w:r>
+          </w:p>
+        </w:tc>
+      </w:tr>
+      <w:tr>
+        <w:tc>
+          <w:tcPr>
+            <w:tcW w:type="dxa" w:w="2493"/>
+          </w:tcPr>
+          <w:p>
+            <w:r>
+              <w:t>法师</w:t>
+            </w:r>
+          </w:p>
+        </w:tc>
+        <w:tc>
+          <w:tcPr>
+            <w:tcW w:type="dxa" w:w="2493"/>
+          </w:tcPr>
+          <w:p>
+            <w:r>
+              <w:t>尊者</w:t>
+            </w:r>
+          </w:p>
+        </w:tc>
+        <w:tc>
+          <w:tcPr>
+            <w:tcW w:type="dxa" w:w="2493"/>
+          </w:tcPr>
+          <w:p>
+            <w:r>
+              <w:t>40</w:t>
+            </w:r>
+          </w:p>
+        </w:tc>
+        <w:tc>
+          <w:tcPr>
+            <w:tcW w:type="dxa" w:w="2493"/>
+          </w:tcPr>
+          <w:p>
+            <w:r>
+              <w:t>32</w:t>
+            </w:r>
+          </w:p>
+        </w:tc>
+      </w:tr>
+      <w:tr>
+        <w:tc>
+          <w:tcPr>
+            <w:tcW w:type="dxa" w:w="2493"/>
+          </w:tcPr>
+          <w:p>
+            <w:r>
+              <w:t>须陀洹</w:t>
+            </w:r>
+          </w:p>
+        </w:tc>
+        <w:tc>
+          <w:tcPr>
+            <w:tcW w:type="dxa" w:w="2493"/>
+          </w:tcPr>
+          <w:p>
+            <w:r>
+              <w:t>入流</w:t>
+            </w:r>
+          </w:p>
+        </w:tc>
+        <w:tc>
+          <w:tcPr>
+            <w:tcW w:type="dxa" w:w="2493"/>
+          </w:tcPr>
+          <w:p>
+            <w:r>
+              <w:t>38</w:t>
+            </w:r>
+          </w:p>
+        </w:tc>
+        <w:tc>
+          <w:tcPr>
+            <w:tcW w:type="dxa" w:w="2493"/>
+          </w:tcPr>
+          <w:p>
+            <w:r>
+              <w:t>21</w:t>
+            </w:r>
+          </w:p>
+        </w:tc>
+      </w:tr>
+      <w:tr>
+        <w:tc>
+          <w:tcPr>
+            <w:tcW w:type="dxa" w:w="2493"/>
+          </w:tcPr>
+          <w:p>
+            <w:r>
+              <w:t>辟支</w:t>
+            </w:r>
+          </w:p>
+        </w:tc>
+        <w:tc>
+          <w:tcPr>
+            <w:tcW w:type="dxa" w:w="2493"/>
+          </w:tcPr>
+          <w:p>
+            <w:r>
+              <w:t>独觉</w:t>
+            </w:r>
+          </w:p>
+        </w:tc>
+        <w:tc>
+          <w:tcPr>
+            <w:tcW w:type="dxa" w:w="2493"/>
+          </w:tcPr>
+          <w:p>
+            <w:r>
+              <w:t>37</w:t>
+            </w:r>
+          </w:p>
+        </w:tc>
+        <w:tc>
+          <w:tcPr>
+            <w:tcW w:type="dxa" w:w="2493"/>
+          </w:tcPr>
+          <w:p>
+            <w:r>
+              <w:t>12</w:t>
+            </w:r>
+          </w:p>
+        </w:tc>
+      </w:tr>
+      <w:tr>
+        <w:tc>
+          <w:tcPr>
+            <w:tcW w:type="dxa" w:w="2493"/>
+          </w:tcPr>
+          <w:p>
+            <w:r>
+              <w:t>薄伽梵</w:t>
+            </w:r>
+          </w:p>
+        </w:tc>
+        <w:tc>
+          <w:tcPr>
+            <w:tcW w:type="dxa" w:w="2493"/>
+          </w:tcPr>
+          <w:p>
+            <w:r>
+              <w:t>跋格瓦</w:t>
+            </w:r>
+          </w:p>
+        </w:tc>
+        <w:tc>
+          <w:tcPr>
+            <w:tcW w:type="dxa" w:w="2493"/>
+          </w:tcPr>
+          <w:p>
+            <w:r>
+              <w:t>35</w:t>
+            </w:r>
+          </w:p>
+        </w:tc>
+        <w:tc>
+          <w:tcPr>
+            <w:tcW w:type="dxa" w:w="2493"/>
+          </w:tcPr>
+          <w:p>
+            <w:r>
+              <w:t>6</w:t>
+            </w:r>
+          </w:p>
+        </w:tc>
+      </w:tr>
+      <w:tr>
+        <w:tc>
+          <w:tcPr>
+            <w:tcW w:type="dxa" w:w="2493"/>
+          </w:tcPr>
+          <w:p>
+            <w:r>
+              <w:t>鹿野苑</w:t>
+            </w:r>
+          </w:p>
+        </w:tc>
+        <w:tc>
+          <w:tcPr>
+            <w:tcW w:type="dxa" w:w="2493"/>
+          </w:tcPr>
+          <w:p>
+            <w:r>
+              <w:t>仙人堕处</w:t>
+            </w:r>
+          </w:p>
+        </w:tc>
+        <w:tc>
+          <w:tcPr>
+            <w:tcW w:type="dxa" w:w="2493"/>
+          </w:tcPr>
+          <w:p>
+            <w:r>
+              <w:t>31</w:t>
+            </w:r>
+          </w:p>
+        </w:tc>
+        <w:tc>
+          <w:tcPr>
+            <w:tcW w:type="dxa" w:w="2493"/>
+          </w:tcPr>
+          <w:p>
+            <w:r>
+              <w:t>14</w:t>
+            </w:r>
+          </w:p>
+        </w:tc>
+      </w:tr>
+      <w:tr>
+        <w:tc>
+          <w:tcPr>
+            <w:tcW w:type="dxa" w:w="2493"/>
+          </w:tcPr>
+          <w:p>
+            <w:r>
+              <w:t>舍利弗</w:t>
+            </w:r>
+          </w:p>
+        </w:tc>
+        <w:tc>
+          <w:tcPr>
+            <w:tcW w:type="dxa" w:w="2493"/>
+          </w:tcPr>
+          <w:p>
+            <w:r>
+              <w:t>沙利子</w:t>
+            </w:r>
+          </w:p>
+        </w:tc>
+        <w:tc>
+          <w:tcPr>
+            <w:tcW w:type="dxa" w:w="2493"/>
+          </w:tcPr>
+          <w:p>
+            <w:r>
+              <w:t>29</w:t>
+            </w:r>
+          </w:p>
+        </w:tc>
+        <w:tc>
+          <w:tcPr>
+            <w:tcW w:type="dxa" w:w="2493"/>
+          </w:tcPr>
+          <w:p>
+            <w:r>
+              <w:t>15</w:t>
+            </w:r>
+          </w:p>
+        </w:tc>
+      </w:tr>
+      <w:tr>
+        <w:tc>
+          <w:tcPr>
+            <w:tcW w:type="dxa" w:w="2493"/>
+          </w:tcPr>
+          <w:p>
+            <w:r>
+              <w:t>毗钵舍那</w:t>
+            </w:r>
+          </w:p>
+        </w:tc>
+        <w:tc>
+          <w:tcPr>
+            <w:tcW w:type="dxa" w:w="2493"/>
+          </w:tcPr>
+          <w:p>
+            <w:r>
+              <w:t>维巴沙那</w:t>
+            </w:r>
+          </w:p>
+        </w:tc>
+        <w:tc>
+          <w:tcPr>
+            <w:tcW w:type="dxa" w:w="2493"/>
+          </w:tcPr>
+          <w:p>
+            <w:r>
+              <w:t>28</w:t>
+            </w:r>
+          </w:p>
+        </w:tc>
+        <w:tc>
+          <w:tcPr>
+            <w:tcW w:type="dxa" w:w="2493"/>
+          </w:tcPr>
+          <w:p>
+            <w:r>
+              <w:t>5</w:t>
+            </w:r>
+          </w:p>
+        </w:tc>
+      </w:tr>
+      <w:tr>
+        <w:tc>
+          <w:tcPr>
+            <w:tcW w:type="dxa" w:w="2493"/>
+          </w:tcPr>
+          <w:p>
+            <w:r>
+              <w:t>阿修罗</w:t>
+            </w:r>
+          </w:p>
+        </w:tc>
+        <w:tc>
+          <w:tcPr>
+            <w:tcW w:type="dxa" w:w="2493"/>
+          </w:tcPr>
+          <w:p>
+            <w:r>
+              <w:t>阿苏罗</w:t>
+            </w:r>
+          </w:p>
+        </w:tc>
+        <w:tc>
+          <w:tcPr>
+            <w:tcW w:type="dxa" w:w="2493"/>
+          </w:tcPr>
+          <w:p>
+            <w:r>
+              <w:t>26</w:t>
+            </w:r>
+          </w:p>
+        </w:tc>
+        <w:tc>
+          <w:tcPr>
+            <w:tcW w:type="dxa" w:w="2493"/>
+          </w:tcPr>
+          <w:p>
+            <w:r>
+              <w:t>6</w:t>
+            </w:r>
+          </w:p>
+        </w:tc>
+      </w:tr>
+      <w:tr>
+        <w:tc>
+          <w:tcPr>
+            <w:tcW w:type="dxa" w:w="2493"/>
+          </w:tcPr>
+          <w:p>
+            <w:r>
+              <w:t>辟支佛</w:t>
+            </w:r>
+          </w:p>
+        </w:tc>
+        <w:tc>
+          <w:tcPr>
+            <w:tcW w:type="dxa" w:w="2493"/>
+          </w:tcPr>
+          <w:p>
+            <w:r>
+              <w:t>独觉</w:t>
+            </w:r>
+          </w:p>
+        </w:tc>
+        <w:tc>
+          <w:tcPr>
+            <w:tcW w:type="dxa" w:w="2493"/>
+          </w:tcPr>
+          <w:p>
+            <w:r>
+              <w:t>26</w:t>
+            </w:r>
+          </w:p>
+        </w:tc>
+        <w:tc>
+          <w:tcPr>
+            <w:tcW w:type="dxa" w:w="2493"/>
+          </w:tcPr>
+          <w:p>
+            <w:r>
+              <w:t>10</w:t>
+            </w:r>
+          </w:p>
+        </w:tc>
+      </w:tr>
+      <w:tr>
+        <w:tc>
+          <w:tcPr>
+            <w:tcW w:type="dxa" w:w="2493"/>
+          </w:tcPr>
+          <w:p>
+            <w:r>
+              <w:t>难陀</w:t>
+            </w:r>
+          </w:p>
+        </w:tc>
+        <w:tc>
+          <w:tcPr>
+            <w:tcW w:type="dxa" w:w="2493"/>
+          </w:tcPr>
+          <w:p>
+            <w:r>
+              <w:t>难德</w:t>
+            </w:r>
+          </w:p>
+        </w:tc>
+        <w:tc>
+          <w:tcPr>
+            <w:tcW w:type="dxa" w:w="2493"/>
+          </w:tcPr>
+          <w:p>
+            <w:r>
+              <w:t>21</w:t>
+            </w:r>
+          </w:p>
+        </w:tc>
+        <w:tc>
+          <w:tcPr>
+            <w:tcW w:type="dxa" w:w="2493"/>
+          </w:tcPr>
+          <w:p>
+            <w:r>
+              <w:t>6</w:t>
+            </w:r>
+          </w:p>
+        </w:tc>
+      </w:tr>
+      <w:tr>
+        <w:tc>
+          <w:tcPr>
+            <w:tcW w:type="dxa" w:w="2493"/>
+          </w:tcPr>
+          <w:p>
+            <w:r>
+              <w:t>兜率</w:t>
+            </w:r>
+          </w:p>
+        </w:tc>
+        <w:tc>
+          <w:tcPr>
+            <w:tcW w:type="dxa" w:w="2493"/>
+          </w:tcPr>
+          <w:p>
+            <w:r>
+              <w:t>喜足</w:t>
+            </w:r>
+          </w:p>
+        </w:tc>
+        <w:tc>
+          <w:tcPr>
+            <w:tcW w:type="dxa" w:w="2493"/>
+          </w:tcPr>
+          <w:p>
+            <w:r>
+              <w:t>21</w:t>
+            </w:r>
+          </w:p>
+        </w:tc>
+        <w:tc>
+          <w:tcPr>
+            <w:tcW w:type="dxa" w:w="2493"/>
+          </w:tcPr>
+          <w:p>
+            <w:r>
+              <w:t>11</w:t>
+            </w:r>
+          </w:p>
+        </w:tc>
+      </w:tr>
+      <w:tr>
+        <w:tc>
+          <w:tcPr>
+            <w:tcW w:type="dxa" w:w="2493"/>
+          </w:tcPr>
+          <w:p>
+            <w:r>
+              <w:t>阿那含</w:t>
+            </w:r>
+          </w:p>
+        </w:tc>
+        <w:tc>
+          <w:tcPr>
+            <w:tcW w:type="dxa" w:w="2493"/>
+          </w:tcPr>
+          <w:p>
+            <w:r>
+              <w:t>不来</w:t>
+            </w:r>
+          </w:p>
+        </w:tc>
+        <w:tc>
+          <w:tcPr>
+            <w:tcW w:type="dxa" w:w="2493"/>
+          </w:tcPr>
+          <w:p>
+            <w:r>
+              <w:t>18</w:t>
+            </w:r>
+          </w:p>
+        </w:tc>
+        <w:tc>
+          <w:tcPr>
+            <w:tcW w:type="dxa" w:w="2493"/>
+          </w:tcPr>
+          <w:p>
+            <w:r>
+              <w:t>15</w:t>
+            </w:r>
+          </w:p>
+        </w:tc>
+      </w:tr>
+      <w:tr>
+        <w:tc>
+          <w:tcPr>
+            <w:tcW w:type="dxa" w:w="2493"/>
+          </w:tcPr>
+          <w:p>
+            <w:r>
+              <w:t>波罗奈</w:t>
+            </w:r>
+          </w:p>
+        </w:tc>
+        <w:tc>
+          <w:tcPr>
+            <w:tcW w:type="dxa" w:w="2493"/>
+          </w:tcPr>
+          <w:p>
+            <w:r>
+              <w:t>巴拉纳西</w:t>
+            </w:r>
+          </w:p>
+        </w:tc>
+        <w:tc>
+          <w:tcPr>
+            <w:tcW w:type="dxa" w:w="2493"/>
+          </w:tcPr>
+          <w:p>
+            <w:r>
+              <w:t>17</w:t>
+            </w:r>
+          </w:p>
+        </w:tc>
+        <w:tc>
+          <w:tcPr>
+            <w:tcW w:type="dxa" w:w="2493"/>
+          </w:tcPr>
+          <w:p>
+            <w:r>
+              <w:t>6</w:t>
+            </w:r>
+          </w:p>
+        </w:tc>
+      </w:tr>
+      <w:tr>
+        <w:tc>
+          <w:tcPr>
+            <w:tcW w:type="dxa" w:w="2493"/>
+          </w:tcPr>
+          <w:p>
+            <w:r>
+              <w:t>僧残</w:t>
+            </w:r>
+          </w:p>
+        </w:tc>
+        <w:tc>
+          <w:tcPr>
+            <w:tcW w:type="dxa" w:w="2493"/>
+          </w:tcPr>
+          <w:p>
+            <w:r>
+              <w:t>桑喀地谢思</w:t>
+            </w:r>
+          </w:p>
+        </w:tc>
+        <w:tc>
+          <w:tcPr>
+            <w:tcW w:type="dxa" w:w="2493"/>
+          </w:tcPr>
+          <w:p>
+            <w:r>
+              <w:t>16</w:t>
+            </w:r>
+          </w:p>
+        </w:tc>
+        <w:tc>
+          <w:tcPr>
+            <w:tcW w:type="dxa" w:w="2493"/>
+          </w:tcPr>
+          <w:p>
+            <w:r>
+              <w:t>3</w:t>
+            </w:r>
+          </w:p>
+        </w:tc>
+      </w:tr>
+      <w:tr>
+        <w:tc>
+          <w:tcPr>
+            <w:tcW w:type="dxa" w:w="2493"/>
+          </w:tcPr>
+          <w:p>
+            <w:r>
+              <w:t>提婆达多</w:t>
+            </w:r>
+          </w:p>
+        </w:tc>
+        <w:tc>
+          <w:tcPr>
+            <w:tcW w:type="dxa" w:w="2493"/>
+          </w:tcPr>
+          <w:p>
+            <w:r>
+              <w:t>迭瓦达德</w:t>
+            </w:r>
+          </w:p>
+        </w:tc>
+        <w:tc>
+          <w:tcPr>
+            <w:tcW w:type="dxa" w:w="2493"/>
+          </w:tcPr>
+          <w:p>
+            <w:r>
+              <w:t>16</w:t>
+            </w:r>
+          </w:p>
+        </w:tc>
+        <w:tc>
+          <w:tcPr>
+            <w:tcW w:type="dxa" w:w="2493"/>
+          </w:tcPr>
+          <w:p>
+            <w:r>
+              <w:t>6</w:t>
+            </w:r>
+          </w:p>
+        </w:tc>
+      </w:tr>
+      <w:tr>
+        <w:tc>
+          <w:tcPr>
+            <w:tcW w:type="dxa" w:w="2493"/>
+          </w:tcPr>
+          <w:p>
+            <w:r>
+              <w:t>巴嘎瓦</w:t>
+            </w:r>
+          </w:p>
+        </w:tc>
+        <w:tc>
+          <w:tcPr>
+            <w:tcW w:type="dxa" w:w="2493"/>
+          </w:tcPr>
+          <w:p>
+            <w:r>
+              <w:t>跋格瓦</w:t>
+            </w:r>
+          </w:p>
+        </w:tc>
+        <w:tc>
+          <w:tcPr>
+            <w:tcW w:type="dxa" w:w="2493"/>
+          </w:tcPr>
+          <w:p>
+            <w:r>
+              <w:t>15</w:t>
+            </w:r>
+          </w:p>
+        </w:tc>
+        <w:tc>
+          <w:tcPr>
+            <w:tcW w:type="dxa" w:w="2493"/>
+          </w:tcPr>
+          <w:p>
+            <w:r>
+              <w:t>15</w:t>
+            </w:r>
+          </w:p>
+        </w:tc>
+      </w:tr>
+      <w:tr>
+        <w:tc>
+          <w:tcPr>
+            <w:tcW w:type="dxa" w:w="2493"/>
+          </w:tcPr>
+          <w:p>
+            <w:r>
+              <w:t>舍卫</w:t>
+            </w:r>
+          </w:p>
+        </w:tc>
+        <w:tc>
+          <w:tcPr>
+            <w:tcW w:type="dxa" w:w="2493"/>
+          </w:tcPr>
+          <w:p>
+            <w:r>
+              <w:t>沙瓦提</w:t>
+            </w:r>
+          </w:p>
+        </w:tc>
+        <w:tc>
+          <w:tcPr>
+            <w:tcW w:type="dxa" w:w="2493"/>
+          </w:tcPr>
+          <w:p>
+            <w:r>
+              <w:t>13</w:t>
+            </w:r>
+          </w:p>
+        </w:tc>
+        <w:tc>
+          <w:tcPr>
+            <w:tcW w:type="dxa" w:w="2493"/>
+          </w:tcPr>
+          <w:p>
+            <w:r>
+              <w:t>3</w:t>
+            </w:r>
+          </w:p>
+        </w:tc>
+      </w:tr>
+      <w:tr>
+        <w:tc>
+          <w:tcPr>
+            <w:tcW w:type="dxa" w:w="2493"/>
+          </w:tcPr>
+          <w:p>
+            <w:r>
+              <w:t>斯陀含</w:t>
+            </w:r>
+          </w:p>
+        </w:tc>
+        <w:tc>
+          <w:tcPr>
+            <w:tcW w:type="dxa" w:w="2493"/>
+          </w:tcPr>
+          <w:p>
+            <w:r>
+              <w:t>一来</w:t>
+            </w:r>
+          </w:p>
+        </w:tc>
+        <w:tc>
+          <w:tcPr>
+            <w:tcW w:type="dxa" w:w="2493"/>
+          </w:tcPr>
+          <w:p>
+            <w:r>
+              <w:t>13</w:t>
+            </w:r>
+          </w:p>
+        </w:tc>
+        <w:tc>
+          <w:tcPr>
+            <w:tcW w:type="dxa" w:w="2493"/>
+          </w:tcPr>
+          <w:p>
+            <w:r>
+              <w:t>10</w:t>
+            </w:r>
+          </w:p>
+        </w:tc>
+      </w:tr>
+      <w:tr>
+        <w:tc>
+          <w:tcPr>
+            <w:tcW w:type="dxa" w:w="2493"/>
+          </w:tcPr>
+          <w:p>
+            <w:r>
+              <w:t>毗婆舍那</w:t>
+            </w:r>
+          </w:p>
+        </w:tc>
+        <w:tc>
+          <w:tcPr>
+            <w:tcW w:type="dxa" w:w="2493"/>
+          </w:tcPr>
+          <w:p>
+            <w:r>
+              <w:t>维巴沙那</w:t>
+            </w:r>
+          </w:p>
+        </w:tc>
+        <w:tc>
+          <w:tcPr>
+            <w:tcW w:type="dxa" w:w="2493"/>
+          </w:tcPr>
+          <w:p>
+            <w:r>
+              <w:t>12</w:t>
+            </w:r>
+          </w:p>
+        </w:tc>
+        <w:tc>
+          <w:tcPr>
+            <w:tcW w:type="dxa" w:w="2493"/>
+          </w:tcPr>
+          <w:p>
+            <w:r>
+              <w:t>6</w:t>
+            </w:r>
+          </w:p>
+        </w:tc>
+      </w:tr>
+      <w:tr>
+        <w:tc>
+          <w:tcPr>
+            <w:tcW w:type="dxa" w:w="2493"/>
+          </w:tcPr>
+          <w:p>
+            <w:r>
+              <w:t>三昧</w:t>
+            </w:r>
+          </w:p>
+        </w:tc>
+        <w:tc>
+          <w:tcPr>
+            <w:tcW w:type="dxa" w:w="2493"/>
+          </w:tcPr>
+          <w:p>
+            <w:r>
+              <w:t>三摩地</w:t>
+            </w:r>
+          </w:p>
+        </w:tc>
+        <w:tc>
+          <w:tcPr>
+            <w:tcW w:type="dxa" w:w="2493"/>
+          </w:tcPr>
+          <w:p>
+            <w:r>
+              <w:t>12</w:t>
+            </w:r>
+          </w:p>
+        </w:tc>
+        <w:tc>
+          <w:tcPr>
+            <w:tcW w:type="dxa" w:w="2493"/>
+          </w:tcPr>
+          <w:p>
+            <w:r>
+              <w:t>6</w:t>
+            </w:r>
+          </w:p>
+        </w:tc>
+      </w:tr>
+      <w:tr>
+        <w:tc>
+          <w:tcPr>
+            <w:tcW w:type="dxa" w:w="2493"/>
+          </w:tcPr>
+          <w:p>
+            <w:r>
+              <w:t>夜摩</w:t>
+            </w:r>
+          </w:p>
+        </w:tc>
+        <w:tc>
+          <w:tcPr>
+            <w:tcW w:type="dxa" w:w="2493"/>
+          </w:tcPr>
+          <w:p>
+            <w:r>
+              <w:t>亚马</w:t>
+            </w:r>
+          </w:p>
+        </w:tc>
+        <w:tc>
+          <w:tcPr>
+            <w:tcW w:type="dxa" w:w="2493"/>
+          </w:tcPr>
+          <w:p>
+            <w:r>
+              <w:t>12</w:t>
+            </w:r>
+          </w:p>
+        </w:tc>
+        <w:tc>
+          <w:tcPr>
+            <w:tcW w:type="dxa" w:w="2493"/>
+          </w:tcPr>
+          <w:p>
+            <w:r>
+              <w:t>7</w:t>
+            </w:r>
+          </w:p>
+        </w:tc>
+      </w:tr>
+      <w:tr>
+        <w:tc>
+          <w:tcPr>
+            <w:tcW w:type="dxa" w:w="2493"/>
+          </w:tcPr>
+          <w:p>
+            <w:r>
+              <w:t>波罗夷</w:t>
+            </w:r>
+          </w:p>
+        </w:tc>
+        <w:tc>
+          <w:tcPr>
+            <w:tcW w:type="dxa" w:w="2493"/>
+          </w:tcPr>
+          <w:p>
+            <w:r>
+              <w:t>巴拉基格</w:t>
+            </w:r>
+          </w:p>
+        </w:tc>
+        <w:tc>
+          <w:tcPr>
+            <w:tcW w:type="dxa" w:w="2493"/>
+          </w:tcPr>
+          <w:p>
+            <w:r>
+              <w:t>11</w:t>
+            </w:r>
+          </w:p>
+        </w:tc>
+        <w:tc>
+          <w:tcPr>
+            <w:tcW w:type="dxa" w:w="2493"/>
+          </w:tcPr>
+          <w:p>
+            <w:r>
+              <w:t>3</w:t>
+            </w:r>
+          </w:p>
+        </w:tc>
+      </w:tr>
+      <w:tr>
+        <w:tc>
+          <w:tcPr>
+            <w:tcW w:type="dxa" w:w="2493"/>
+          </w:tcPr>
+          <w:p>
+            <w:r>
+              <w:t>波逸提</w:t>
+            </w:r>
+          </w:p>
+        </w:tc>
+        <w:tc>
+          <w:tcPr>
+            <w:tcW w:type="dxa" w:w="2493"/>
+          </w:tcPr>
+          <w:p>
+            <w:r>
+              <w:t>巴吉帝亚</w:t>
+            </w:r>
+          </w:p>
+        </w:tc>
+        <w:tc>
+          <w:tcPr>
+            <w:tcW w:type="dxa" w:w="2493"/>
+          </w:tcPr>
+          <w:p>
+            <w:r>
+              <w:t>11</w:t>
+            </w:r>
+          </w:p>
+        </w:tc>
+        <w:tc>
+          <w:tcPr>
+            <w:tcW w:type="dxa" w:w="2493"/>
+          </w:tcPr>
+          <w:p>
+            <w:r>
+              <w:t>3</w:t>
+            </w:r>
+          </w:p>
+        </w:tc>
+      </w:tr>
+      <w:tr>
+        <w:tc>
+          <w:tcPr>
+            <w:tcW w:type="dxa" w:w="2493"/>
+          </w:tcPr>
+          <w:p>
+            <w:r>
+              <w:t>僧伽</w:t>
+            </w:r>
+          </w:p>
+        </w:tc>
+        <w:tc>
+          <w:tcPr>
+            <w:tcW w:type="dxa" w:w="2493"/>
+          </w:tcPr>
+          <w:p>
+            <w:r>
+              <w:t>僧团</w:t>
+            </w:r>
+          </w:p>
+        </w:tc>
+        <w:tc>
+          <w:tcPr>
+            <w:tcW w:type="dxa" w:w="2493"/>
+          </w:tcPr>
+          <w:p>
+            <w:r>
+              <w:t>11</w:t>
+            </w:r>
+          </w:p>
+        </w:tc>
+        <w:tc>
+          <w:tcPr>
+            <w:tcW w:type="dxa" w:w="2493"/>
+          </w:tcPr>
+          <w:p>
+            <w:r>
+              <w:t>9</w:t>
+            </w:r>
+          </w:p>
+        </w:tc>
+      </w:tr>
+      <w:tr>
+        <w:tc>
+          <w:tcPr>
+            <w:tcW w:type="dxa" w:w="2493"/>
+          </w:tcPr>
+          <w:p>
+            <w:r>
+              <w:t>夜叉</w:t>
+            </w:r>
+          </w:p>
+        </w:tc>
+        <w:tc>
+          <w:tcPr>
+            <w:tcW w:type="dxa" w:w="2493"/>
+          </w:tcPr>
+          <w:p>
+            <w:r>
+              <w:t>亚卡</w:t>
+            </w:r>
+          </w:p>
+        </w:tc>
+        <w:tc>
+          <w:tcPr>
+            <w:tcW w:type="dxa" w:w="2493"/>
+          </w:tcPr>
+          <w:p>
+            <w:r>
+              <w:t>9</w:t>
+            </w:r>
+          </w:p>
+        </w:tc>
+        <w:tc>
+          <w:tcPr>
+            <w:tcW w:type="dxa" w:w="2493"/>
+          </w:tcPr>
+          <w:p>
+            <w:r>
+              <w:t>7</w:t>
+            </w:r>
+          </w:p>
+        </w:tc>
+      </w:tr>
+      <w:tr>
+        <w:tc>
+          <w:tcPr>
+            <w:tcW w:type="dxa" w:w="2493"/>
+          </w:tcPr>
+          <w:p>
+            <w:r>
+              <w:t>目犍连</w:t>
+            </w:r>
+          </w:p>
+        </w:tc>
+        <w:tc>
+          <w:tcPr>
+            <w:tcW w:type="dxa" w:w="2493"/>
+          </w:tcPr>
+          <w:p>
+            <w:r>
+              <w:t>马哈摩嘎蓝</w:t>
+            </w:r>
+          </w:p>
+        </w:tc>
+        <w:tc>
+          <w:tcPr>
+            <w:tcW w:type="dxa" w:w="2493"/>
+          </w:tcPr>
+          <w:p>
+            <w:r>
+              <w:t>8</w:t>
+            </w:r>
+          </w:p>
+        </w:tc>
+        <w:tc>
+          <w:tcPr>
+            <w:tcW w:type="dxa" w:w="2493"/>
+          </w:tcPr>
+          <w:p>
+            <w:r>
+              <w:t>8</w:t>
+            </w:r>
+          </w:p>
+        </w:tc>
+      </w:tr>
+      <w:tr>
+        <w:tc>
+          <w:tcPr>
+            <w:tcW w:type="dxa" w:w="2493"/>
+          </w:tcPr>
+          <w:p>
+            <w:r>
+              <w:t>优波难陀</w:t>
+            </w:r>
+          </w:p>
+        </w:tc>
+        <w:tc>
+          <w:tcPr>
+            <w:tcW w:type="dxa" w:w="2493"/>
+          </w:tcPr>
+          <w:p>
+            <w:r>
+              <w:t>伍巴难德</w:t>
+            </w:r>
+          </w:p>
+        </w:tc>
+        <w:tc>
+          <w:tcPr>
+            <w:tcW w:type="dxa" w:w="2493"/>
+          </w:tcPr>
+          <w:p>
+            <w:r>
+              <w:t>8</w:t>
+            </w:r>
+          </w:p>
+        </w:tc>
+        <w:tc>
+          <w:tcPr>
+            <w:tcW w:type="dxa" w:w="2493"/>
+          </w:tcPr>
+          <w:p>
+            <w:r>
+              <w:t>2</w:t>
+            </w:r>
+          </w:p>
+        </w:tc>
+      </w:tr>
+      <w:tr>
+        <w:tc>
+          <w:tcPr>
+            <w:tcW w:type="dxa" w:w="2493"/>
+          </w:tcPr>
+          <w:p>
+            <w:r>
+              <w:t>耆婆</w:t>
+            </w:r>
+          </w:p>
+        </w:tc>
+        <w:tc>
+          <w:tcPr>
+            <w:tcW w:type="dxa" w:w="2493"/>
+          </w:tcPr>
+          <w:p>
+            <w:r>
+              <w:t>基瓦</w:t>
+            </w:r>
+          </w:p>
+        </w:tc>
+        <w:tc>
+          <w:tcPr>
+            <w:tcW w:type="dxa" w:w="2493"/>
+          </w:tcPr>
+          <w:p>
+            <w:r>
+              <w:t>7</w:t>
+            </w:r>
+          </w:p>
+        </w:tc>
+        <w:tc>
+          <w:tcPr>
+            <w:tcW w:type="dxa" w:w="2493"/>
+          </w:tcPr>
+          <w:p>
+            <w:r>
+              <w:t>2</w:t>
+            </w:r>
+          </w:p>
+        </w:tc>
+      </w:tr>
+      <w:tr>
+        <w:tc>
+          <w:tcPr>
+            <w:tcW w:type="dxa" w:w="2493"/>
+          </w:tcPr>
+          <w:p>
+            <w:r>
+              <w:t>罗睺罗</w:t>
+            </w:r>
+          </w:p>
+        </w:tc>
+        <w:tc>
+          <w:tcPr>
+            <w:tcW w:type="dxa" w:w="2493"/>
+          </w:tcPr>
+          <w:p>
+            <w:r>
+              <w:t>拉胡勒</w:t>
+            </w:r>
+          </w:p>
+        </w:tc>
+        <w:tc>
+          <w:tcPr>
+            <w:tcW w:type="dxa" w:w="2493"/>
+          </w:tcPr>
+          <w:p>
+            <w:r>
+              <w:t>6</w:t>
+            </w:r>
+          </w:p>
+        </w:tc>
+        <w:tc>
+          <w:tcPr>
+            <w:tcW w:type="dxa" w:w="2493"/>
+          </w:tcPr>
+          <w:p>
+            <w:r>
+              <w:t>6</w:t>
+            </w:r>
+          </w:p>
+        </w:tc>
+      </w:tr>
+      <w:tr>
+        <w:tc>
+          <w:tcPr>
+            <w:tcW w:type="dxa" w:w="2493"/>
+          </w:tcPr>
+          <w:p>
+            <w:r>
+              <w:t>白骨观</w:t>
+            </w:r>
+          </w:p>
+        </w:tc>
+        <w:tc>
+          <w:tcPr>
+            <w:tcW w:type="dxa" w:w="2493"/>
+          </w:tcPr>
+          <w:p>
+            <w:r>
+              <w:t>白骨想</w:t>
+            </w:r>
+          </w:p>
+        </w:tc>
+        <w:tc>
+          <w:tcPr>
+            <w:tcW w:type="dxa" w:w="2493"/>
+          </w:tcPr>
+          <w:p>
+            <w:r>
+              <w:t>6</w:t>
+            </w:r>
+          </w:p>
+        </w:tc>
+        <w:tc>
+          <w:tcPr>
+            <w:tcW w:type="dxa" w:w="2493"/>
+          </w:tcPr>
+          <w:p>
+            <w:r>
+              <w:t>4</w:t>
+            </w:r>
+          </w:p>
+        </w:tc>
+      </w:tr>
+      <w:tr>
+        <w:tc>
+          <w:tcPr>
+            <w:tcW w:type="dxa" w:w="2493"/>
+          </w:tcPr>
+          <w:p>
+            <w:r>
+              <w:t>比丘尼</w:t>
+            </w:r>
+          </w:p>
+        </w:tc>
+        <w:tc>
+          <w:tcPr>
+            <w:tcW w:type="dxa" w:w="2493"/>
+          </w:tcPr>
+          <w:p>
+            <w:r>
+              <w:t>比库尼</w:t>
+            </w:r>
+          </w:p>
+        </w:tc>
+        <w:tc>
+          <w:tcPr>
+            <w:tcW w:type="dxa" w:w="2493"/>
+          </w:tcPr>
+          <w:p>
+            <w:r>
+              <w:t>6</w:t>
+            </w:r>
+          </w:p>
+        </w:tc>
+        <w:tc>
+          <w:tcPr>
+            <w:tcW w:type="dxa" w:w="2493"/>
+          </w:tcPr>
+          <w:p>
+            <w:r>
+              <w:t>4</w:t>
+            </w:r>
+          </w:p>
+        </w:tc>
+      </w:tr>
+      <w:tr>
+        <w:tc>
+          <w:tcPr>
+            <w:tcW w:type="dxa" w:w="2493"/>
+          </w:tcPr>
+          <w:p>
+            <w:r>
+              <w:t>善哉</w:t>
+            </w:r>
+          </w:p>
+        </w:tc>
+        <w:tc>
+          <w:tcPr>
+            <w:tcW w:type="dxa" w:w="2493"/>
+          </w:tcPr>
+          <w:p>
+            <w:r>
+              <w:t>萨度</w:t>
+            </w:r>
+          </w:p>
+        </w:tc>
+        <w:tc>
+          <w:tcPr>
+            <w:tcW w:type="dxa" w:w="2493"/>
+          </w:tcPr>
+          <w:p>
+            <w:r>
+              <w:t>5</w:t>
+            </w:r>
+          </w:p>
+        </w:tc>
+        <w:tc>
+          <w:tcPr>
+            <w:tcW w:type="dxa" w:w="2493"/>
+          </w:tcPr>
+          <w:p>
+            <w:r>
+              <w:t>3</w:t>
+            </w:r>
+          </w:p>
+        </w:tc>
+      </w:tr>
+      <w:tr>
+        <w:tc>
+          <w:tcPr>
+            <w:tcW w:type="dxa" w:w="2493"/>
+          </w:tcPr>
+          <w:p>
+            <w:r>
+              <w:t>阿拉罕</w:t>
+            </w:r>
+          </w:p>
+        </w:tc>
+        <w:tc>
+          <w:tcPr>
+            <w:tcW w:type="dxa" w:w="2493"/>
+          </w:tcPr>
+          <w:p>
+            <w:r>
+              <w:t>阿拉汉(待核)</w:t>
+            </w:r>
+          </w:p>
+        </w:tc>
+        <w:tc>
+          <w:tcPr>
+            <w:tcW w:type="dxa" w:w="2493"/>
+          </w:tcPr>
+          <w:p>
+            <w:r>
+              <w:t>5</w:t>
+            </w:r>
+          </w:p>
+        </w:tc>
+        <w:tc>
+          <w:tcPr>
+            <w:tcW w:type="dxa" w:w="2493"/>
+          </w:tcPr>
+          <w:p>
+            <w:r>
+              <w:t>2</w:t>
+            </w:r>
+          </w:p>
+        </w:tc>
+      </w:tr>
+      <w:tr>
+        <w:tc>
+          <w:tcPr>
+            <w:tcW w:type="dxa" w:w="2493"/>
+          </w:tcPr>
+          <w:p>
+            <w:r>
+              <w:t>沙弥</w:t>
+            </w:r>
+          </w:p>
+        </w:tc>
+        <w:tc>
+          <w:tcPr>
+            <w:tcW w:type="dxa" w:w="2493"/>
+          </w:tcPr>
+          <w:p>
+            <w:r>
+              <w:t>沙马内勒</w:t>
+            </w:r>
+          </w:p>
+        </w:tc>
+        <w:tc>
+          <w:tcPr>
+            <w:tcW w:type="dxa" w:w="2493"/>
+          </w:tcPr>
+          <w:p>
+            <w:r>
+              <w:t>4</w:t>
+            </w:r>
+          </w:p>
+        </w:tc>
+        <w:tc>
+          <w:tcPr>
+            <w:tcW w:type="dxa" w:w="2493"/>
+          </w:tcPr>
+          <w:p>
+            <w:r>
+              <w:t>4</w:t>
+            </w:r>
+          </w:p>
+        </w:tc>
+      </w:tr>
+      <w:tr>
+        <w:tc>
+          <w:tcPr>
+            <w:tcW w:type="dxa" w:w="2493"/>
+          </w:tcPr>
+          <w:p>
+            <w:r>
+              <w:t>迦毗罗卫</w:t>
+            </w:r>
+          </w:p>
+        </w:tc>
+        <w:tc>
+          <w:tcPr>
+            <w:tcW w:type="dxa" w:w="2493"/>
+          </w:tcPr>
+          <w:p>
+            <w:r>
+              <w:t>咖毕勒瓦土</w:t>
+            </w:r>
+          </w:p>
+        </w:tc>
+        <w:tc>
+          <w:tcPr>
+            <w:tcW w:type="dxa" w:w="2493"/>
+          </w:tcPr>
+          <w:p>
+            <w:r>
+              <w:t>4</w:t>
+            </w:r>
+          </w:p>
+        </w:tc>
+        <w:tc>
+          <w:tcPr>
+            <w:tcW w:type="dxa" w:w="2493"/>
+          </w:tcPr>
+          <w:p>
+            <w:r>
+              <w:t>4</w:t>
+            </w:r>
+          </w:p>
+        </w:tc>
+      </w:tr>
+      <w:tr>
+        <w:tc>
+          <w:tcPr>
+            <w:tcW w:type="dxa" w:w="2493"/>
+          </w:tcPr>
+          <w:p>
+            <w:r>
+              <w:t>慈心观</w:t>
+            </w:r>
+          </w:p>
+        </w:tc>
+        <w:tc>
+          <w:tcPr>
+            <w:tcW w:type="dxa" w:w="2493"/>
+          </w:tcPr>
+          <w:p>
+            <w:r>
+              <w:t>慈心修习</w:t>
+            </w:r>
+          </w:p>
+        </w:tc>
+        <w:tc>
+          <w:tcPr>
+            <w:tcW w:type="dxa" w:w="2493"/>
+          </w:tcPr>
+          <w:p>
+            <w:r>
+              <w:t>4</w:t>
+            </w:r>
+          </w:p>
+        </w:tc>
+        <w:tc>
+          <w:tcPr>
+            <w:tcW w:type="dxa" w:w="2493"/>
+          </w:tcPr>
+          <w:p>
+            <w:r>
+              <w:t>4</w:t>
+            </w:r>
+          </w:p>
+        </w:tc>
+      </w:tr>
+      <w:tr>
+        <w:tc>
+          <w:tcPr>
+            <w:tcW w:type="dxa" w:w="2493"/>
+          </w:tcPr>
+          <w:p>
+            <w:r>
+              <w:t>帝须</w:t>
+            </w:r>
+          </w:p>
+        </w:tc>
+        <w:tc>
+          <w:tcPr>
+            <w:tcW w:type="dxa" w:w="2493"/>
+          </w:tcPr>
+          <w:p>
+            <w:r>
+              <w:t>帝思</w:t>
+            </w:r>
+          </w:p>
+        </w:tc>
+        <w:tc>
+          <w:tcPr>
+            <w:tcW w:type="dxa" w:w="2493"/>
+          </w:tcPr>
+          <w:p>
+            <w:r>
+              <w:t>4</w:t>
+            </w:r>
+          </w:p>
+        </w:tc>
+        <w:tc>
+          <w:tcPr>
+            <w:tcW w:type="dxa" w:w="2493"/>
+          </w:tcPr>
+          <w:p>
+            <w:r>
+              <w:t>2</w:t>
+            </w:r>
+          </w:p>
+        </w:tc>
+      </w:tr>
+      <w:tr>
+        <w:tc>
+          <w:tcPr>
+            <w:tcW w:type="dxa" w:w="2493"/>
+          </w:tcPr>
+          <w:p>
+            <w:r>
+              <w:t>耶输陀罗</w:t>
+            </w:r>
+          </w:p>
+        </w:tc>
+        <w:tc>
+          <w:tcPr>
+            <w:tcW w:type="dxa" w:w="2493"/>
+          </w:tcPr>
+          <w:p>
+            <w:r>
+              <w:t>亚寿特拉</w:t>
+            </w:r>
+          </w:p>
+        </w:tc>
+        <w:tc>
+          <w:tcPr>
+            <w:tcW w:type="dxa" w:w="2493"/>
+          </w:tcPr>
+          <w:p>
+            <w:r>
+              <w:t>4</w:t>
+            </w:r>
+          </w:p>
+        </w:tc>
+        <w:tc>
+          <w:tcPr>
+            <w:tcW w:type="dxa" w:w="2493"/>
+          </w:tcPr>
+          <w:p>
+            <w:r>
+              <w:t>4</w:t>
+            </w:r>
+          </w:p>
+        </w:tc>
+      </w:tr>
+      <w:tr>
+        <w:tc>
+          <w:tcPr>
+            <w:tcW w:type="dxa" w:w="2493"/>
+          </w:tcPr>
+          <w:p>
+            <w:r>
+              <w:t>迦叶</w:t>
+            </w:r>
+          </w:p>
+        </w:tc>
+        <w:tc>
+          <w:tcPr>
+            <w:tcW w:type="dxa" w:w="2493"/>
+          </w:tcPr>
+          <w:p>
+            <w:r>
+              <w:t>咖沙巴</w:t>
+            </w:r>
+          </w:p>
+        </w:tc>
+        <w:tc>
+          <w:tcPr>
+            <w:tcW w:type="dxa" w:w="2493"/>
+          </w:tcPr>
+          <w:p>
+            <w:r>
+              <w:t>3</w:t>
+            </w:r>
+          </w:p>
+        </w:tc>
+        <w:tc>
+          <w:tcPr>
+            <w:tcW w:type="dxa" w:w="2493"/>
+          </w:tcPr>
+          <w:p>
+            <w:r>
+              <w:t>3</w:t>
+            </w:r>
+          </w:p>
+        </w:tc>
+      </w:tr>
+      <w:tr>
+        <w:tc>
+          <w:tcPr>
+            <w:tcW w:type="dxa" w:w="2493"/>
+          </w:tcPr>
+          <w:p>
+            <w:r>
+              <w:t>须菩提</w:t>
+            </w:r>
+          </w:p>
+        </w:tc>
+        <w:tc>
+          <w:tcPr>
+            <w:tcW w:type="dxa" w:w="2493"/>
+          </w:tcPr>
+          <w:p>
+            <w:r>
+              <w:t>苏菩帝</w:t>
+            </w:r>
+          </w:p>
+        </w:tc>
+        <w:tc>
+          <w:tcPr>
+            <w:tcW w:type="dxa" w:w="2493"/>
+          </w:tcPr>
+          <w:p>
+            <w:r>
+              <w:t>2</w:t>
+            </w:r>
+          </w:p>
+        </w:tc>
+        <w:tc>
+          <w:tcPr>
+            <w:tcW w:type="dxa" w:w="2493"/>
+          </w:tcPr>
+          <w:p>
+            <w:r>
+              <w:t>2</w:t>
+            </w:r>
+          </w:p>
+        </w:tc>
+      </w:tr>
+      <w:tr>
+        <w:tc>
+          <w:tcPr>
+            <w:tcW w:type="dxa" w:w="2493"/>
+          </w:tcPr>
+          <w:p>
+            <w:r>
+              <w:t>阿兰若</w:t>
+            </w:r>
+          </w:p>
+        </w:tc>
+        <w:tc>
+          <w:tcPr>
+            <w:tcW w:type="dxa" w:w="2493"/>
+          </w:tcPr>
+          <w:p>
+            <w:r>
+              <w:t>林野</w:t>
+            </w:r>
+          </w:p>
+        </w:tc>
+        <w:tc>
+          <w:tcPr>
+            <w:tcW w:type="dxa" w:w="2493"/>
+          </w:tcPr>
+          <w:p>
+            <w:r>
+              <w:t>2</w:t>
+            </w:r>
+          </w:p>
+        </w:tc>
+        <w:tc>
+          <w:tcPr>
+            <w:tcW w:type="dxa" w:w="2493"/>
+          </w:tcPr>
+          <w:p>
+            <w:r>
+              <w:t>2</w:t>
+            </w:r>
+          </w:p>
+        </w:tc>
+      </w:tr>
+      <w:tr>
+        <w:tc>
+          <w:tcPr>
+            <w:tcW w:type="dxa" w:w="2493"/>
+          </w:tcPr>
+          <w:p>
+            <w:r>
+              <w:t>发菩提心</w:t>
+            </w:r>
+          </w:p>
+        </w:tc>
+        <w:tc>
+          <w:tcPr>
+            <w:tcW w:type="dxa" w:w="2493"/>
+          </w:tcPr>
+          <w:p>
+            <w:r>
+              <w:t>决定</w:t>
+            </w:r>
+          </w:p>
+        </w:tc>
+        <w:tc>
+          <w:tcPr>
+            <w:tcW w:type="dxa" w:w="2493"/>
+          </w:tcPr>
+          <w:p>
+            <w:r>
+              <w:t>2</w:t>
+            </w:r>
+          </w:p>
+        </w:tc>
+        <w:tc>
+          <w:tcPr>
+            <w:tcW w:type="dxa" w:w="2493"/>
+          </w:tcPr>
+          <w:p>
+            <w:r>
+              <w:t>2</w:t>
+            </w:r>
+          </w:p>
+        </w:tc>
+      </w:tr>
+      <w:tr>
+        <w:tc>
+          <w:tcPr>
+            <w:tcW w:type="dxa" w:w="2493"/>
+          </w:tcPr>
+          <w:p>
+            <w:r>
+              <w:t>车匿</w:t>
+            </w:r>
+          </w:p>
+        </w:tc>
+        <w:tc>
+          <w:tcPr>
+            <w:tcW w:type="dxa" w:w="2493"/>
+          </w:tcPr>
+          <w:p>
+            <w:r>
+              <w:t>阐那</w:t>
+            </w:r>
+          </w:p>
+        </w:tc>
+        <w:tc>
+          <w:tcPr>
+            <w:tcW w:type="dxa" w:w="2493"/>
+          </w:tcPr>
+          <w:p>
+            <w:r>
+              <w:t>2</w:t>
+            </w:r>
+          </w:p>
+        </w:tc>
+        <w:tc>
+          <w:tcPr>
+            <w:tcW w:type="dxa" w:w="2493"/>
+          </w:tcPr>
+          <w:p>
+            <w:r>
+              <w:t>2</w:t>
+            </w:r>
+          </w:p>
+        </w:tc>
+      </w:tr>
+      <w:tr>
+        <w:tc>
+          <w:tcPr>
+            <w:tcW w:type="dxa" w:w="2493"/>
+          </w:tcPr>
+          <w:p>
+            <w:r>
+              <w:t>频婆娑罗</w:t>
+            </w:r>
+          </w:p>
+        </w:tc>
+        <w:tc>
+          <w:tcPr>
+            <w:tcW w:type="dxa" w:w="2493"/>
+          </w:tcPr>
+          <w:p>
+            <w:r>
+              <w:t>宾比萨勒</w:t>
+            </w:r>
+          </w:p>
+        </w:tc>
+        <w:tc>
+          <w:tcPr>
+            <w:tcW w:type="dxa" w:w="2493"/>
+          </w:tcPr>
+          <w:p>
+            <w:r>
+              <w:t>2</w:t>
+            </w:r>
+          </w:p>
+        </w:tc>
+        <w:tc>
+          <w:tcPr>
+            <w:tcW w:type="dxa" w:w="2493"/>
+          </w:tcPr>
+          <w:p>
+            <w:r>
+              <w:t>2</w:t>
+            </w:r>
+          </w:p>
+        </w:tc>
+      </w:tr>
+      <w:tr>
+        <w:tc>
+          <w:tcPr>
+            <w:tcW w:type="dxa" w:w="2493"/>
+          </w:tcPr>
+          <w:p>
+            <w:r>
+              <w:t>羯磨</w:t>
+            </w:r>
+          </w:p>
+        </w:tc>
+        <w:tc>
+          <w:tcPr>
+            <w:tcW w:type="dxa" w:w="2493"/>
+          </w:tcPr>
+          <w:p>
+            <w:r>
+              <w:t>甘马</w:t>
+            </w:r>
+          </w:p>
+        </w:tc>
+        <w:tc>
+          <w:tcPr>
+            <w:tcW w:type="dxa" w:w="2493"/>
+          </w:tcPr>
+          <w:p>
+            <w:r>
+              <w:t>2</w:t>
+            </w:r>
+          </w:p>
+        </w:tc>
+        <w:tc>
+          <w:tcPr>
+            <w:tcW w:type="dxa" w:w="2493"/>
+          </w:tcPr>
+          <w:p>
+            <w:r>
+              <w:t>2</w:t>
+            </w:r>
+          </w:p>
+        </w:tc>
+      </w:tr>
+      <w:tr>
+        <w:tc>
+          <w:tcPr>
+            <w:tcW w:type="dxa" w:w="2493"/>
+          </w:tcPr>
+          <w:p>
+            <w:r>
+              <w:t>菩提伽耶</w:t>
+            </w:r>
+          </w:p>
+        </w:tc>
+        <w:tc>
+          <w:tcPr>
+            <w:tcW w:type="dxa" w:w="2493"/>
+          </w:tcPr>
+          <w:p>
+            <w:r>
+              <w:t>布特嘎亚</w:t>
+            </w:r>
+          </w:p>
+        </w:tc>
+        <w:tc>
+          <w:tcPr>
+            <w:tcW w:type="dxa" w:w="2493"/>
+          </w:tcPr>
+          <w:p>
+            <w:r>
+              <w:t>2</w:t>
+            </w:r>
+          </w:p>
+        </w:tc>
+        <w:tc>
+          <w:tcPr>
+            <w:tcW w:type="dxa" w:w="2493"/>
+          </w:tcPr>
+          <w:p>
+            <w:r>
+              <w:t>2</w:t>
+            </w:r>
+          </w:p>
+        </w:tc>
+      </w:tr>
+      <w:tr>
+        <w:tc>
+          <w:tcPr>
+            <w:tcW w:type="dxa" w:w="2493"/>
+          </w:tcPr>
+          <w:p>
+            <w:r>
+              <w:t>三法印</w:t>
+            </w:r>
+          </w:p>
+        </w:tc>
+        <w:tc>
+          <w:tcPr>
+            <w:tcW w:type="dxa" w:w="2493"/>
+          </w:tcPr>
+          <w:p>
+            <w:r>
+              <w:t>三相</w:t>
+            </w:r>
+          </w:p>
+        </w:tc>
+        <w:tc>
+          <w:tcPr>
+            <w:tcW w:type="dxa" w:w="2493"/>
+          </w:tcPr>
+          <w:p>
+            <w:r>
+              <w:t>2</w:t>
+            </w:r>
+          </w:p>
+        </w:tc>
+        <w:tc>
+          <w:tcPr>
+            <w:tcW w:type="dxa" w:w="2493"/>
+          </w:tcPr>
+          <w:p>
+            <w:r>
+              <w:t>2</w:t>
+            </w:r>
+          </w:p>
+        </w:tc>
+      </w:tr>
+      <w:tr>
+        <w:tc>
+          <w:tcPr>
+            <w:tcW w:type="dxa" w:w="2493"/>
+          </w:tcPr>
+          <w:p>
+            <w:r>
+              <w:t>黄门</w:t>
+            </w:r>
+          </w:p>
+        </w:tc>
+        <w:tc>
+          <w:tcPr>
+            <w:tcW w:type="dxa" w:w="2493"/>
+          </w:tcPr>
+          <w:p>
+            <w:r>
+              <w:t>般哒格</w:t>
+            </w:r>
+          </w:p>
+        </w:tc>
+        <w:tc>
+          <w:tcPr>
+            <w:tcW w:type="dxa" w:w="2493"/>
+          </w:tcPr>
+          <w:p>
+            <w:r>
+              <w:t>2</w:t>
+            </w:r>
+          </w:p>
+        </w:tc>
+        <w:tc>
+          <w:tcPr>
+            <w:tcW w:type="dxa" w:w="2493"/>
+          </w:tcPr>
+          <w:p>
+            <w:r>
+              <w:t>2</w:t>
+            </w:r>
+          </w:p>
+        </w:tc>
+      </w:tr>
+      <w:tr>
+        <w:tc>
+          <w:tcPr>
+            <w:tcW w:type="dxa" w:w="2493"/>
+          </w:tcPr>
+          <w:p>
+            <w:r>
+              <w:t>阎浮提</w:t>
+            </w:r>
+          </w:p>
+        </w:tc>
+        <w:tc>
+          <w:tcPr>
+            <w:tcW w:type="dxa" w:w="2493"/>
+          </w:tcPr>
+          <w:p>
+            <w:r>
+              <w:t>瞻部洲</w:t>
+            </w:r>
+          </w:p>
+        </w:tc>
+        <w:tc>
+          <w:tcPr>
+            <w:tcW w:type="dxa" w:w="2493"/>
+          </w:tcPr>
+          <w:p>
+            <w:r>
+              <w:t>2</w:t>
+            </w:r>
+          </w:p>
+        </w:tc>
+        <w:tc>
+          <w:tcPr>
+            <w:tcW w:type="dxa" w:w="2493"/>
+          </w:tcPr>
+          <w:p>
+            <w:r>
+              <w:t>2</w:t>
+            </w:r>
+          </w:p>
+        </w:tc>
+      </w:tr>
+      <w:tr>
+        <w:tc>
+          <w:tcPr>
+            <w:tcW w:type="dxa" w:w="2493"/>
+          </w:tcPr>
+          <w:p>
+            <w:r>
+              <w:t>弥兰陀</w:t>
+            </w:r>
+          </w:p>
+        </w:tc>
+        <w:tc>
+          <w:tcPr>
+            <w:tcW w:type="dxa" w:w="2493"/>
+          </w:tcPr>
+          <w:p>
+            <w:r>
+              <w:t>弥林德</w:t>
+            </w:r>
+          </w:p>
+        </w:tc>
+        <w:tc>
+          <w:tcPr>
+            <w:tcW w:type="dxa" w:w="2493"/>
+          </w:tcPr>
+          <w:p>
+            <w:r>
+              <w:t>2</w:t>
+            </w:r>
+          </w:p>
+        </w:tc>
+        <w:tc>
+          <w:tcPr>
+            <w:tcW w:type="dxa" w:w="2493"/>
+          </w:tcPr>
+          <w:p>
+            <w:r>
+              <w:t>1</w:t>
+            </w:r>
+          </w:p>
+        </w:tc>
+      </w:tr>
+      <w:tr>
+        <w:tc>
+          <w:tcPr>
+            <w:tcW w:type="dxa" w:w="2493"/>
+          </w:tcPr>
+          <w:p>
+            <w:r>
+              <w:t>阿那律</w:t>
+            </w:r>
+          </w:p>
+        </w:tc>
+        <w:tc>
+          <w:tcPr>
+            <w:tcW w:type="dxa" w:w="2493"/>
+          </w:tcPr>
+          <w:p>
+            <w:r>
+              <w:t>阿奴卢特</w:t>
+            </w:r>
+          </w:p>
+        </w:tc>
+        <w:tc>
+          <w:tcPr>
+            <w:tcW w:type="dxa" w:w="2493"/>
+          </w:tcPr>
+          <w:p>
+            <w:r>
+              <w:t>2</w:t>
+            </w:r>
+          </w:p>
+        </w:tc>
+        <w:tc>
+          <w:tcPr>
+            <w:tcW w:type="dxa" w:w="2493"/>
+          </w:tcPr>
+          <w:p>
+            <w:r>
+              <w:t>2</w:t>
+            </w:r>
+          </w:p>
+        </w:tc>
+      </w:tr>
+      <w:tr>
+        <w:tc>
+          <w:tcPr>
+            <w:tcW w:type="dxa" w:w="2493"/>
+          </w:tcPr>
+          <w:p>
+            <w:r>
+              <w:t>波斯匿</w:t>
+            </w:r>
+          </w:p>
+        </w:tc>
+        <w:tc>
+          <w:tcPr>
+            <w:tcW w:type="dxa" w:w="2493"/>
+          </w:tcPr>
+          <w:p>
+            <w:r>
+              <w:t>巴谢那地</w:t>
+            </w:r>
+          </w:p>
+        </w:tc>
+        <w:tc>
+          <w:tcPr>
+            <w:tcW w:type="dxa" w:w="2493"/>
+          </w:tcPr>
+          <w:p>
+            <w:r>
+              <w:t>2</w:t>
+            </w:r>
+          </w:p>
+        </w:tc>
+        <w:tc>
+          <w:tcPr>
+            <w:tcW w:type="dxa" w:w="2493"/>
+          </w:tcPr>
+          <w:p>
+            <w:r>
+              <w:t>2</w:t>
+            </w:r>
+          </w:p>
+        </w:tc>
+      </w:tr>
+      <w:tr>
+        <w:tc>
+          <w:tcPr>
+            <w:tcW w:type="dxa" w:w="2493"/>
+          </w:tcPr>
+          <w:p>
+            <w:r>
+              <w:t>毗婆尸</w:t>
+            </w:r>
+          </w:p>
+        </w:tc>
+        <w:tc>
+          <w:tcPr>
+            <w:tcW w:type="dxa" w:w="2493"/>
+          </w:tcPr>
+          <w:p>
+            <w:r>
+              <w:t>维巴西</w:t>
+            </w:r>
+          </w:p>
+        </w:tc>
+        <w:tc>
+          <w:tcPr>
+            <w:tcW w:type="dxa" w:w="2493"/>
+          </w:tcPr>
+          <w:p>
+            <w:r>
+              <w:t>1</w:t>
+            </w:r>
+          </w:p>
+        </w:tc>
+        <w:tc>
+          <w:tcPr>
+            <w:tcW w:type="dxa" w:w="2493"/>
+          </w:tcPr>
+          <w:p>
+            <w:r>
+              <w:t>1</w:t>
+            </w:r>
+          </w:p>
+        </w:tc>
+      </w:tr>
+      <w:tr>
+        <w:tc>
+          <w:tcPr>
+            <w:tcW w:type="dxa" w:w="2493"/>
+          </w:tcPr>
+          <w:p>
+            <w:r>
+              <w:t>弥兰陀王问经</w:t>
+            </w:r>
+          </w:p>
+        </w:tc>
+        <w:tc>
+          <w:tcPr>
+            <w:tcW w:type="dxa" w:w="2493"/>
+          </w:tcPr>
+          <w:p>
+            <w:r>
+              <w:t>《弥兰王问》</w:t>
+            </w:r>
+          </w:p>
+        </w:tc>
+        <w:tc>
+          <w:tcPr>
+            <w:tcW w:type="dxa" w:w="2493"/>
+          </w:tcPr>
+          <w:p>
+            <w:r>
+              <w:t>1</w:t>
+            </w:r>
+          </w:p>
+        </w:tc>
+        <w:tc>
+          <w:tcPr>
+            <w:tcW w:type="dxa" w:w="2493"/>
+          </w:tcPr>
+          <w:p>
+            <w:r>
+              <w:t>1</w:t>
+            </w:r>
+          </w:p>
+        </w:tc>
+      </w:tr>
+      <w:tr>
+        <w:tc>
+          <w:tcPr>
+            <w:tcW w:type="dxa" w:w="2493"/>
+          </w:tcPr>
+          <w:p>
+            <w:r>
+              <w:t>蓝毗尼</w:t>
+            </w:r>
+          </w:p>
+        </w:tc>
+        <w:tc>
+          <w:tcPr>
+            <w:tcW w:type="dxa" w:w="2493"/>
+          </w:tcPr>
+          <w:p>
+            <w:r>
+              <w:t>伦比尼</w:t>
+            </w:r>
+          </w:p>
+        </w:tc>
+        <w:tc>
+          <w:tcPr>
+            <w:tcW w:type="dxa" w:w="2493"/>
+          </w:tcPr>
+          <w:p>
+            <w:r>
+              <w:t>1</w:t>
+            </w:r>
+          </w:p>
+        </w:tc>
+        <w:tc>
+          <w:tcPr>
+            <w:tcW w:type="dxa" w:w="2493"/>
+          </w:tcPr>
+          <w:p>
+            <w:r>
+              <w:t>1</w:t>
+            </w:r>
+          </w:p>
+        </w:tc>
+      </w:tr>
+      <w:tr>
+        <w:tc>
+          <w:tcPr>
+            <w:tcW w:type="dxa" w:w="2493"/>
+          </w:tcPr>
+          <w:p>
+            <w:r>
+              <w:t>毗尼</w:t>
+            </w:r>
+          </w:p>
+        </w:tc>
+        <w:tc>
+          <w:tcPr>
+            <w:tcW w:type="dxa" w:w="2493"/>
+          </w:tcPr>
+          <w:p>
+            <w:r>
+              <w:t>律</w:t>
+            </w:r>
+          </w:p>
+        </w:tc>
+        <w:tc>
+          <w:tcPr>
+            <w:tcW w:type="dxa" w:w="2493"/>
+          </w:tcPr>
+          <w:p>
+            <w:r>
+              <w:t>1</w:t>
+            </w:r>
+          </w:p>
+        </w:tc>
+        <w:tc>
+          <w:tcPr>
+            <w:tcW w:type="dxa" w:w="2493"/>
+          </w:tcPr>
+          <w:p>
+            <w:r>
+              <w:t>1</w:t>
+            </w:r>
+          </w:p>
+        </w:tc>
+      </w:tr>
+      <w:tr>
+        <w:tc>
+          <w:tcPr>
+            <w:tcW w:type="dxa" w:w="2493"/>
+          </w:tcPr>
+          <w:p>
+            <w:r>
+              <w:t>波罗提木叉</w:t>
+            </w:r>
+          </w:p>
+        </w:tc>
+        <w:tc>
+          <w:tcPr>
+            <w:tcW w:type="dxa" w:w="2493"/>
+          </w:tcPr>
+          <w:p>
+            <w:r>
+              <w:t>巴帝摩卡</w:t>
+            </w:r>
+          </w:p>
+        </w:tc>
+        <w:tc>
+          <w:tcPr>
+            <w:tcW w:type="dxa" w:w="2493"/>
+          </w:tcPr>
+          <w:p>
+            <w:r>
+              <w:t>1</w:t>
+            </w:r>
+          </w:p>
+        </w:tc>
+        <w:tc>
+          <w:tcPr>
+            <w:tcW w:type="dxa" w:w="2493"/>
+          </w:tcPr>
+          <w:p>
+            <w:r>
+              <w:t>1</w:t>
+            </w:r>
+          </w:p>
+        </w:tc>
+      </w:tr>
+      <w:tr>
+        <w:tc>
+          <w:tcPr>
+            <w:tcW w:type="dxa" w:w="2493"/>
+          </w:tcPr>
+          <w:p>
+            <w:r>
+              <w:t>大迦叶</w:t>
+            </w:r>
+          </w:p>
+        </w:tc>
+        <w:tc>
+          <w:tcPr>
+            <w:tcW w:type="dxa" w:w="2493"/>
+          </w:tcPr>
+          <w:p>
+            <w:r>
+              <w:t>马哈咖沙巴</w:t>
+            </w:r>
+          </w:p>
+        </w:tc>
+        <w:tc>
+          <w:tcPr>
+            <w:tcW w:type="dxa" w:w="2493"/>
+          </w:tcPr>
+          <w:p>
+            <w:r>
+              <w:t>1</w:t>
+            </w:r>
+          </w:p>
+        </w:tc>
+        <w:tc>
+          <w:tcPr>
+            <w:tcW w:type="dxa" w:w="2493"/>
+          </w:tcPr>
+          <w:p>
+            <w:r>
+              <w:t>1</w:t>
+            </w:r>
+          </w:p>
+        </w:tc>
+      </w:tr>
+    </w:tbl>
     <w:sectPr>
       <w:pgSz w:w="12240" w:h="15840"/>
       <w:pgMar w:top="1134" w:right="1134" w:bottom="1134" w:left="1134" w:header="720" w:footer="720" w:gutter="0"/>
